--- a/measurement-course/files/w01/workshop.docx
+++ b/measurement-course/files/w01/workshop.docx
@@ -75,7 +75,7 @@
           <w:szCs w:val="22"/>
           <w:rtl/>
         </w:rPr>
-        <w:t xml:space="preserve">أن تُعدّ مشروعاً للمساق داخل كلود تعمل فيه طوال الفصل، وتتدرب على قواعد صياغة التعليمات الفعالة، وتختبر دقة كلود في مفاهيم هذا الأسبوع بالتحقق من ادعاءاته، ثم تصنّف مهاماً تقويمية من صفك حسب مستويات الاستخدام 0 – 3 (5 مهام في الصف و3 واجباً)، وتوقّع إقرار الاستخدام المسؤول.</w:t>
+        <w:t xml:space="preserve">أن تبني فهمك للفرق بين القياس والاختبار والتقييم والتقويم بحوار مع كلود، ثم تتحقق من ادعاءاته بنفسك، وتطبّق ما فهمته بتصنيف مهام تقويمية حسب مستويات استخدام الذكاء الاصطناعي من 0 إلى 3، وتوقّع إقرار الاستخدام المسؤول.</w:t>
       </w:r>
     </w:p>
     <w:p>
@@ -116,7 +116,7 @@
           <w:szCs w:val="22"/>
           <w:rtl/>
         </w:rPr>
-        <w:t xml:space="preserve">حساب كلود (إن لم تتح لك خاصية المشاريع، احفظ نص التعليمات في الخطوة 1 والصقه في بداية كل محادثة).</w:t>
+        <w:t xml:space="preserve">حساب كلود.</w:t>
       </w:r>
     </w:p>
     <w:p>
@@ -137,7 +137,7 @@
           <w:szCs w:val="22"/>
           <w:rtl/>
         </w:rPr>
-        <w:t xml:space="preserve">ملف المحتوى العلمي لهذا الأسبوع، وخطة المساق.</w:t>
+        <w:t xml:space="preserve">ملف المحتوى العلمي لهذا الأسبوع.</w:t>
       </w:r>
     </w:p>
     <w:p>
@@ -158,7 +158,7 @@
           <w:szCs w:val="22"/>
           <w:rtl/>
         </w:rPr>
-        <w:t xml:space="preserve">قائمة بثماني مهام تقويمية تستخدمها فعلاً مع طلبتك، أو استخدمتها في التدريب الميداني.</w:t>
+        <w:t xml:space="preserve">قائمة بثماني مهام تقويمية تستخدمها مع طلبتك أو استخدمتها في التدريب الميداني. إن لم يكن لك صف، فاستخدم القائمة الجاهزة في الخطوة 4.</w:t>
       </w:r>
     </w:p>
     <w:p>
@@ -214,7 +214,7 @@
           <w:szCs w:val="30"/>
           <w:rtl/>
         </w:rPr>
-        <w:t xml:space="preserve">الخطوة 1: إعداد مشروع المساق في كلود (15 دقيقة)</w:t>
+        <w:t xml:space="preserve">قبل المحاضرة: إعداد مشروع المساق في كلود (في البيت)</w:t>
       </w:r>
     </w:p>
     <w:p>
@@ -354,6 +354,22 @@
     </w:p>
     <w:p>
       <w:pPr>
+        <w:bidi/>
+        <w:spacing w:after="120" w:line="300"/>
+        <w:jc w:val="right"/>
+      </w:pPr>
+      <w:r>
+        <w:rPr>
+          <w:rFonts w:ascii="IBM Plex Sans Arabic" w:cs="IBM Plex Sans Arabic" w:eastAsia="IBM Plex Sans Arabic" w:hAnsi="IBM Plex Sans Arabic"/>
+          <w:sz w:val="22"/>
+          <w:szCs w:val="22"/>
+          <w:rtl/>
+        </w:rPr>
+        <w:t xml:space="preserve">إن لم تتح لك خاصية المشاريع، احفظ نص التعليمات والصقه في بداية كل محادثة.</w:t>
+      </w:r>
+    </w:p>
+    <w:p>
+      <w:pPr>
         <w:pStyle w:val="Heading1"/>
         <w:bidi/>
         <w:spacing w:after="160" w:before="360"/>
@@ -369,7 +385,7 @@
           <w:szCs w:val="30"/>
           <w:rtl/>
         </w:rPr>
-        <w:t xml:space="preserve">الخطوة 2: خمس قواعد لتعليمات فعالة (10 دقائق)</w:t>
+        <w:t xml:space="preserve">الخطوة 1: لصق التعليمات الجاهزة (5 دقائق)</w:t>
       </w:r>
     </w:p>
     <w:p>
@@ -385,535 +401,55 @@
           <w:szCs w:val="22"/>
           <w:rtl/>
         </w:rPr>
-        <w:t xml:space="preserve">اقرأ الجدول، ثم أعد كتابة التعليمات الضعيفة في أسفله بتطبيق القواعد الخمس.</w:t>
-      </w:r>
-    </w:p>
-    <w:tbl>
-      <w:tblPr>
-        <w:bidiVisual/>
-        <w:tblW w:type="dxa" w:w="9638"/>
-        <w:tblBorders>
-          <w:top w:val="single" w:color="auto" w:sz="4"/>
-          <w:left w:val="single" w:color="auto" w:sz="4"/>
-          <w:bottom w:val="single" w:color="auto" w:sz="4"/>
-          <w:right w:val="single" w:color="auto" w:sz="4"/>
-          <w:insideH w:val="single" w:color="auto" w:sz="4"/>
-          <w:insideV w:val="single" w:color="auto" w:sz="4"/>
-        </w:tblBorders>
-      </w:tblPr>
-      <w:tblGrid>
-        <w:gridCol w:w="2636"/>
-        <w:gridCol w:w="7002"/>
-      </w:tblGrid>
-      <w:tr>
-        <w:trPr>
-          <w:cantSplit/>
-          <w:tblHeader/>
-        </w:trPr>
-        <w:tc>
-          <w:tcPr>
-            <w:tcW w:type="dxa" w:w="2636"/>
-            <w:tcBorders>
-              <w:top w:val="single" w:color="BFBFBF" w:sz="4"/>
-              <w:left w:val="single" w:color="BFBFBF" w:sz="4"/>
-              <w:bottom w:val="single" w:color="BFBFBF" w:sz="4"/>
-              <w:right w:val="single" w:color="BFBFBF" w:sz="4"/>
-            </w:tcBorders>
-            <w:shd w:fill="1F4E79" w:color="auto" w:val="clear"/>
-            <w:tcMar>
-              <w:top w:type="dxa" w:w="60"/>
-              <w:left w:type="dxa" w:w="100"/>
-              <w:bottom w:type="dxa" w:w="60"/>
-              <w:right w:type="dxa" w:w="100"/>
-            </w:tcMar>
-          </w:tcPr>
-          <w:p>
-            <w:pPr>
-              <w:bidi/>
-              <w:spacing w:after="0" w:line="276"/>
-              <w:jc w:val="right"/>
-            </w:pPr>
-            <w:r>
-              <w:rPr>
-                <w:rFonts w:ascii="IBM Plex Sans Arabic" w:cs="IBM Plex Sans Arabic" w:eastAsia="IBM Plex Sans Arabic" w:hAnsi="IBM Plex Sans Arabic"/>
-                <w:b/>
-                <w:bCs/>
-                <w:color w:val="FFFFFF"/>
-                <w:sz w:val="20"/>
-                <w:szCs w:val="20"/>
-                <w:rtl/>
-              </w:rPr>
-              <w:t xml:space="preserve">القاعدة</w:t>
-            </w:r>
-          </w:p>
-        </w:tc>
-        <w:tc>
-          <w:tcPr>
-            <w:tcW w:type="dxa" w:w="7002"/>
-            <w:tcBorders>
-              <w:top w:val="single" w:color="BFBFBF" w:sz="4"/>
-              <w:left w:val="single" w:color="BFBFBF" w:sz="4"/>
-              <w:bottom w:val="single" w:color="BFBFBF" w:sz="4"/>
-              <w:right w:val="single" w:color="BFBFBF" w:sz="4"/>
-            </w:tcBorders>
-            <w:shd w:fill="1F4E79" w:color="auto" w:val="clear"/>
-            <w:tcMar>
-              <w:top w:type="dxa" w:w="60"/>
-              <w:left w:type="dxa" w:w="100"/>
-              <w:bottom w:type="dxa" w:w="60"/>
-              <w:right w:type="dxa" w:w="100"/>
-            </w:tcMar>
-          </w:tcPr>
-          <w:p>
-            <w:pPr>
-              <w:bidi/>
-              <w:spacing w:after="0" w:line="276"/>
-              <w:jc w:val="right"/>
-            </w:pPr>
-            <w:r>
-              <w:rPr>
-                <w:rFonts w:ascii="IBM Plex Sans Arabic" w:cs="IBM Plex Sans Arabic" w:eastAsia="IBM Plex Sans Arabic" w:hAnsi="IBM Plex Sans Arabic"/>
-                <w:b/>
-                <w:bCs/>
-                <w:color w:val="FFFFFF"/>
-                <w:sz w:val="20"/>
-                <w:szCs w:val="20"/>
-                <w:rtl/>
-              </w:rPr>
-              <w:t xml:space="preserve">ماذا تضيف</w:t>
-            </w:r>
-          </w:p>
-        </w:tc>
-      </w:tr>
-      <w:tr>
-        <w:trPr>
-          <w:cantSplit/>
-        </w:trPr>
-        <w:tc>
-          <w:tcPr>
-            <w:tcW w:type="dxa" w:w="2636"/>
-            <w:tcBorders>
-              <w:top w:val="single" w:color="BFBFBF" w:sz="4"/>
-              <w:left w:val="single" w:color="BFBFBF" w:sz="4"/>
-              <w:bottom w:val="single" w:color="BFBFBF" w:sz="4"/>
-              <w:right w:val="single" w:color="BFBFBF" w:sz="4"/>
-            </w:tcBorders>
-            <w:tcMar>
-              <w:top w:type="dxa" w:w="60"/>
-              <w:left w:type="dxa" w:w="100"/>
-              <w:bottom w:type="dxa" w:w="60"/>
-              <w:right w:type="dxa" w:w="100"/>
-            </w:tcMar>
-          </w:tcPr>
-          <w:p>
-            <w:pPr>
-              <w:bidi/>
-              <w:spacing w:after="0" w:line="276"/>
-              <w:jc w:val="right"/>
-            </w:pPr>
-            <w:r>
-              <w:rPr>
-                <w:rFonts w:ascii="IBM Plex Sans Arabic" w:cs="IBM Plex Sans Arabic" w:eastAsia="IBM Plex Sans Arabic" w:hAnsi="IBM Plex Sans Arabic"/>
-                <w:sz w:val="20"/>
-                <w:szCs w:val="20"/>
-                <w:rtl/>
-              </w:rPr>
-              <w:t xml:space="preserve">السياق</w:t>
-            </w:r>
-          </w:p>
-        </w:tc>
-        <w:tc>
-          <w:tcPr>
-            <w:tcW w:type="dxa" w:w="7002"/>
-            <w:tcBorders>
-              <w:top w:val="single" w:color="BFBFBF" w:sz="4"/>
-              <w:left w:val="single" w:color="BFBFBF" w:sz="4"/>
-              <w:bottom w:val="single" w:color="BFBFBF" w:sz="4"/>
-              <w:right w:val="single" w:color="BFBFBF" w:sz="4"/>
-            </w:tcBorders>
-            <w:tcMar>
-              <w:top w:type="dxa" w:w="60"/>
-              <w:left w:type="dxa" w:w="100"/>
-              <w:bottom w:type="dxa" w:w="60"/>
-              <w:right w:type="dxa" w:w="100"/>
-            </w:tcMar>
-          </w:tcPr>
-          <w:p>
-            <w:pPr>
-              <w:bidi/>
-              <w:spacing w:after="0" w:line="276"/>
-              <w:jc w:val="right"/>
-            </w:pPr>
-            <w:r>
-              <w:rPr>
-                <w:rFonts w:ascii="IBM Plex Sans Arabic" w:cs="IBM Plex Sans Arabic" w:eastAsia="IBM Plex Sans Arabic" w:hAnsi="IBM Plex Sans Arabic"/>
-                <w:sz w:val="20"/>
-                <w:szCs w:val="20"/>
-                <w:rtl/>
-              </w:rPr>
-              <w:t xml:space="preserve">الصف، المادة، الناتج، خصائص الطلبة</w:t>
-            </w:r>
-          </w:p>
-        </w:tc>
-      </w:tr>
-      <w:tr>
-        <w:trPr>
-          <w:cantSplit/>
-        </w:trPr>
-        <w:tc>
-          <w:tcPr>
-            <w:tcW w:type="dxa" w:w="2636"/>
-            <w:tcBorders>
-              <w:top w:val="single" w:color="BFBFBF" w:sz="4"/>
-              <w:left w:val="single" w:color="BFBFBF" w:sz="4"/>
-              <w:bottom w:val="single" w:color="BFBFBF" w:sz="4"/>
-              <w:right w:val="single" w:color="BFBFBF" w:sz="4"/>
-            </w:tcBorders>
-            <w:tcMar>
-              <w:top w:type="dxa" w:w="60"/>
-              <w:left w:type="dxa" w:w="100"/>
-              <w:bottom w:type="dxa" w:w="60"/>
-              <w:right w:type="dxa" w:w="100"/>
-            </w:tcMar>
-          </w:tcPr>
-          <w:p>
-            <w:pPr>
-              <w:bidi/>
-              <w:spacing w:after="0" w:line="276"/>
-              <w:jc w:val="right"/>
-            </w:pPr>
-            <w:r>
-              <w:rPr>
-                <w:rFonts w:ascii="IBM Plex Sans Arabic" w:cs="IBM Plex Sans Arabic" w:eastAsia="IBM Plex Sans Arabic" w:hAnsi="IBM Plex Sans Arabic"/>
-                <w:sz w:val="20"/>
-                <w:szCs w:val="20"/>
-                <w:rtl/>
-              </w:rPr>
-              <w:t xml:space="preserve">الدور</w:t>
-            </w:r>
-          </w:p>
-        </w:tc>
-        <w:tc>
-          <w:tcPr>
-            <w:tcW w:type="dxa" w:w="7002"/>
-            <w:tcBorders>
-              <w:top w:val="single" w:color="BFBFBF" w:sz="4"/>
-              <w:left w:val="single" w:color="BFBFBF" w:sz="4"/>
-              <w:bottom w:val="single" w:color="BFBFBF" w:sz="4"/>
-              <w:right w:val="single" w:color="BFBFBF" w:sz="4"/>
-            </w:tcBorders>
-            <w:tcMar>
-              <w:top w:type="dxa" w:w="60"/>
-              <w:left w:type="dxa" w:w="100"/>
-              <w:bottom w:type="dxa" w:w="60"/>
-              <w:right w:type="dxa" w:w="100"/>
-            </w:tcMar>
-          </w:tcPr>
-          <w:p>
-            <w:pPr>
-              <w:bidi/>
-              <w:spacing w:after="0" w:line="276"/>
-              <w:jc w:val="right"/>
-            </w:pPr>
-            <w:r>
-              <w:rPr>
-                <w:rFonts w:ascii="IBM Plex Sans Arabic" w:cs="IBM Plex Sans Arabic" w:eastAsia="IBM Plex Sans Arabic" w:hAnsi="IBM Plex Sans Arabic"/>
-                <w:sz w:val="20"/>
-                <w:szCs w:val="20"/>
-                <w:rtl/>
-              </w:rPr>
-              <w:t xml:space="preserve">الدور المطلوب من كلود: ناقد، محاور، محلل بيانات</w:t>
-            </w:r>
-          </w:p>
-        </w:tc>
-      </w:tr>
-      <w:tr>
-        <w:trPr>
-          <w:cantSplit/>
-        </w:trPr>
-        <w:tc>
-          <w:tcPr>
-            <w:tcW w:type="dxa" w:w="2636"/>
-            <w:tcBorders>
-              <w:top w:val="single" w:color="BFBFBF" w:sz="4"/>
-              <w:left w:val="single" w:color="BFBFBF" w:sz="4"/>
-              <w:bottom w:val="single" w:color="BFBFBF" w:sz="4"/>
-              <w:right w:val="single" w:color="BFBFBF" w:sz="4"/>
-            </w:tcBorders>
-            <w:tcMar>
-              <w:top w:type="dxa" w:w="60"/>
-              <w:left w:type="dxa" w:w="100"/>
-              <w:bottom w:type="dxa" w:w="60"/>
-              <w:right w:type="dxa" w:w="100"/>
-            </w:tcMar>
-          </w:tcPr>
-          <w:p>
-            <w:pPr>
-              <w:bidi/>
-              <w:spacing w:after="0" w:line="276"/>
-              <w:jc w:val="right"/>
-            </w:pPr>
-            <w:r>
-              <w:rPr>
-                <w:rFonts w:ascii="IBM Plex Sans Arabic" w:cs="IBM Plex Sans Arabic" w:eastAsia="IBM Plex Sans Arabic" w:hAnsi="IBM Plex Sans Arabic"/>
-                <w:sz w:val="20"/>
-                <w:szCs w:val="20"/>
-                <w:rtl/>
-              </w:rPr>
-              <w:t xml:space="preserve">القيود</w:t>
-            </w:r>
-          </w:p>
-        </w:tc>
-        <w:tc>
-          <w:tcPr>
-            <w:tcW w:type="dxa" w:w="7002"/>
-            <w:tcBorders>
-              <w:top w:val="single" w:color="BFBFBF" w:sz="4"/>
-              <w:left w:val="single" w:color="BFBFBF" w:sz="4"/>
-              <w:bottom w:val="single" w:color="BFBFBF" w:sz="4"/>
-              <w:right w:val="single" w:color="BFBFBF" w:sz="4"/>
-            </w:tcBorders>
-            <w:tcMar>
-              <w:top w:type="dxa" w:w="60"/>
-              <w:left w:type="dxa" w:w="100"/>
-              <w:bottom w:type="dxa" w:w="60"/>
-              <w:right w:type="dxa" w:w="100"/>
-            </w:tcMar>
-          </w:tcPr>
-          <w:p>
-            <w:pPr>
-              <w:bidi/>
-              <w:spacing w:after="0" w:line="276"/>
-              <w:jc w:val="right"/>
-            </w:pPr>
-            <w:r>
-              <w:rPr>
-                <w:rFonts w:ascii="IBM Plex Sans Arabic" w:cs="IBM Plex Sans Arabic" w:eastAsia="IBM Plex Sans Arabic" w:hAnsi="IBM Plex Sans Arabic"/>
-                <w:sz w:val="20"/>
-                <w:szCs w:val="20"/>
-                <w:rtl/>
-              </w:rPr>
-              <w:t xml:space="preserve">العدد، المستوى المعرفي، اللغة، ما لا يجب فعله</w:t>
-            </w:r>
-          </w:p>
-        </w:tc>
-      </w:tr>
-      <w:tr>
-        <w:trPr>
-          <w:cantSplit/>
-        </w:trPr>
-        <w:tc>
-          <w:tcPr>
-            <w:tcW w:type="dxa" w:w="2636"/>
-            <w:tcBorders>
-              <w:top w:val="single" w:color="BFBFBF" w:sz="4"/>
-              <w:left w:val="single" w:color="BFBFBF" w:sz="4"/>
-              <w:bottom w:val="single" w:color="BFBFBF" w:sz="4"/>
-              <w:right w:val="single" w:color="BFBFBF" w:sz="4"/>
-            </w:tcBorders>
-            <w:tcMar>
-              <w:top w:type="dxa" w:w="60"/>
-              <w:left w:type="dxa" w:w="100"/>
-              <w:bottom w:type="dxa" w:w="60"/>
-              <w:right w:type="dxa" w:w="100"/>
-            </w:tcMar>
-          </w:tcPr>
-          <w:p>
-            <w:pPr>
-              <w:bidi/>
-              <w:spacing w:after="0" w:line="276"/>
-              <w:jc w:val="right"/>
-            </w:pPr>
-            <w:r>
-              <w:rPr>
-                <w:rFonts w:ascii="IBM Plex Sans Arabic" w:cs="IBM Plex Sans Arabic" w:eastAsia="IBM Plex Sans Arabic" w:hAnsi="IBM Plex Sans Arabic"/>
-                <w:sz w:val="20"/>
-                <w:szCs w:val="20"/>
-                <w:rtl/>
-              </w:rPr>
-              <w:t xml:space="preserve">الشكل</w:t>
-            </w:r>
-          </w:p>
-        </w:tc>
-        <w:tc>
-          <w:tcPr>
-            <w:tcW w:type="dxa" w:w="7002"/>
-            <w:tcBorders>
-              <w:top w:val="single" w:color="BFBFBF" w:sz="4"/>
-              <w:left w:val="single" w:color="BFBFBF" w:sz="4"/>
-              <w:bottom w:val="single" w:color="BFBFBF" w:sz="4"/>
-              <w:right w:val="single" w:color="BFBFBF" w:sz="4"/>
-            </w:tcBorders>
-            <w:tcMar>
-              <w:top w:type="dxa" w:w="60"/>
-              <w:left w:type="dxa" w:w="100"/>
-              <w:bottom w:type="dxa" w:w="60"/>
-              <w:right w:type="dxa" w:w="100"/>
-            </w:tcMar>
-          </w:tcPr>
-          <w:p>
-            <w:pPr>
-              <w:bidi/>
-              <w:spacing w:after="0" w:line="276"/>
-              <w:jc w:val="right"/>
-            </w:pPr>
-            <w:r>
-              <w:rPr>
-                <w:rFonts w:ascii="IBM Plex Sans Arabic" w:cs="IBM Plex Sans Arabic" w:eastAsia="IBM Plex Sans Arabic" w:hAnsi="IBM Plex Sans Arabic"/>
-                <w:sz w:val="20"/>
-                <w:szCs w:val="20"/>
-                <w:rtl/>
-              </w:rPr>
-              <w:t xml:space="preserve">جدول، أعمدة محددة، طول الإجابة</w:t>
-            </w:r>
-          </w:p>
-        </w:tc>
-      </w:tr>
-      <w:tr>
-        <w:trPr>
-          <w:cantSplit/>
-        </w:trPr>
-        <w:tc>
-          <w:tcPr>
-            <w:tcW w:type="dxa" w:w="2636"/>
-            <w:tcBorders>
-              <w:top w:val="single" w:color="BFBFBF" w:sz="4"/>
-              <w:left w:val="single" w:color="BFBFBF" w:sz="4"/>
-              <w:bottom w:val="single" w:color="BFBFBF" w:sz="4"/>
-              <w:right w:val="single" w:color="BFBFBF" w:sz="4"/>
-            </w:tcBorders>
-            <w:tcMar>
-              <w:top w:type="dxa" w:w="60"/>
-              <w:left w:type="dxa" w:w="100"/>
-              <w:bottom w:type="dxa" w:w="60"/>
-              <w:right w:type="dxa" w:w="100"/>
-            </w:tcMar>
-          </w:tcPr>
-          <w:p>
-            <w:pPr>
-              <w:bidi/>
-              <w:spacing w:after="0" w:line="276"/>
-              <w:jc w:val="right"/>
-            </w:pPr>
-            <w:r>
-              <w:rPr>
-                <w:rFonts w:ascii="IBM Plex Sans Arabic" w:cs="IBM Plex Sans Arabic" w:eastAsia="IBM Plex Sans Arabic" w:hAnsi="IBM Plex Sans Arabic"/>
-                <w:sz w:val="20"/>
-                <w:szCs w:val="20"/>
-                <w:rtl/>
-              </w:rPr>
-              <w:t xml:space="preserve">التعليل أو الكود</w:t>
-            </w:r>
-          </w:p>
-        </w:tc>
-        <w:tc>
-          <w:tcPr>
-            <w:tcW w:type="dxa" w:w="7002"/>
-            <w:tcBorders>
-              <w:top w:val="single" w:color="BFBFBF" w:sz="4"/>
-              <w:left w:val="single" w:color="BFBFBF" w:sz="4"/>
-              <w:bottom w:val="single" w:color="BFBFBF" w:sz="4"/>
-              <w:right w:val="single" w:color="BFBFBF" w:sz="4"/>
-            </w:tcBorders>
-            <w:tcMar>
-              <w:top w:type="dxa" w:w="60"/>
-              <w:left w:type="dxa" w:w="100"/>
-              <w:bottom w:type="dxa" w:w="60"/>
-              <w:right w:type="dxa" w:w="100"/>
-            </w:tcMar>
-          </w:tcPr>
-          <w:p>
-            <w:pPr>
-              <w:bidi/>
-              <w:spacing w:after="0" w:line="276"/>
-              <w:jc w:val="right"/>
-            </w:pPr>
-            <w:r>
-              <w:rPr>
-                <w:rFonts w:ascii="IBM Plex Sans Arabic" w:cs="IBM Plex Sans Arabic" w:eastAsia="IBM Plex Sans Arabic" w:hAnsi="IBM Plex Sans Arabic"/>
-                <w:sz w:val="20"/>
-                <w:szCs w:val="20"/>
-                <w:rtl/>
-              </w:rPr>
-              <w:t xml:space="preserve">سبب كل اقتراح، والكود لكل رقم</w:t>
-            </w:r>
-          </w:p>
-        </w:tc>
-      </w:tr>
-    </w:tbl>
+        <w:t xml:space="preserve">ابدأ محادثة جديدة داخل المشروع، والصق التعليمات الآتية كما هي:</w:t>
+      </w:r>
+    </w:p>
+    <w:p>
+      <w:pPr>
+        <w:pBdr>
+          <w:right w:val="single" w:color="2E75B6" w:sz="18" w:space="8"/>
+        </w:pBdr>
+        <w:shd w:fill="EEF3F8" w:color="auto" w:val="clear"/>
+        <w:bidi/>
+        <w:spacing w:after="0" w:line="300"/>
+        <w:ind w:left="200" w:right="200"/>
+        <w:jc w:val="right"/>
+      </w:pPr>
+      <w:r>
+        <w:rPr>
+          <w:rFonts w:ascii="IBM Plex Sans Arabic" w:cs="IBM Plex Sans Arabic" w:eastAsia="IBM Plex Sans Arabic" w:hAnsi="IBM Plex Sans Arabic"/>
+          <w:sz w:val="21"/>
+          <w:szCs w:val="21"/>
+          <w:rtl/>
+        </w:rPr>
+        <w:t xml:space="preserve">أريد أن أفهم الفرق بين القياس والاختبار والتقييم والتقويم فهماً يمكنني من تطبيقه في صفي. أدِّ دور محاور سقراطي: لا تعطني التعريفات مباشرة، بل اطرح علي سؤالاً واحداً في كل مرة، وانتظر إجابتي، ثم صحّح فهمي أو عمّقه بسؤال تالٍ. ابدأ بموقف من صف حقيقي في المرحلة التي أدرّسها.</w:t>
+      </w:r>
+    </w:p>
+    <w:p>
+      <w:pPr>
+        <w:pBdr>
+          <w:right w:val="single" w:color="2E75B6" w:sz="18" w:space="8"/>
+        </w:pBdr>
+        <w:shd w:fill="EEF3F8" w:color="auto" w:val="clear"/>
+        <w:bidi/>
+        <w:spacing w:after="0" w:line="300"/>
+        <w:ind w:left="200" w:right="200"/>
+        <w:jc w:val="right"/>
+      </w:pPr>
+      <w:r>
+        <w:rPr>
+          <w:rFonts w:ascii="IBM Plex Sans Arabic" w:cs="IBM Plex Sans Arabic" w:eastAsia="IBM Plex Sans Arabic" w:hAnsi="IBM Plex Sans Arabic"/>
+          <w:sz w:val="21"/>
+          <w:szCs w:val="21"/>
+          <w:rtl/>
+        </w:rPr>
+        <w:t xml:space="preserve">بعد خمس جولات، لخّص ما توصلنا إليه في جدول من ثلاثة أعمدة: المفهوم، التعريف، مثال صفي. ثم اكتب تحت الجدول ثلاثة ادعاءات محددة عن العلاقة بين هذه المفاهيم، واذكر مع كل ادعاء مصدره إن كان له مصدر، وقل صراحة إن لم تكن متأكداً من المصدر.</w:t>
+      </w:r>
+    </w:p>
     <w:p>
       <w:pPr>
         <w:spacing w:after="120"/>
       </w:pPr>
-    </w:p>
-    <w:p>
-      <w:pPr>
-        <w:bidi/>
-        <w:spacing w:after="120" w:line="300"/>
-        <w:jc w:val="right"/>
-      </w:pPr>
-      <w:r>
-        <w:rPr>
-          <w:rFonts w:ascii="IBM Plex Sans Arabic" w:cs="IBM Plex Sans Arabic" w:eastAsia="IBM Plex Sans Arabic" w:hAnsi="IBM Plex Sans Arabic"/>
-          <w:b/>
-          <w:bCs/>
-          <w:sz w:val="22"/>
-          <w:szCs w:val="22"/>
-          <w:rtl/>
-        </w:rPr>
-        <w:t xml:space="preserve">التعليمات الضعيفة:</w:t>
-      </w:r>
-      <w:r>
-        <w:rPr>
-          <w:rFonts w:ascii="IBM Plex Sans Arabic" w:cs="IBM Plex Sans Arabic" w:eastAsia="IBM Plex Sans Arabic" w:hAnsi="IBM Plex Sans Arabic"/>
-          <w:sz w:val="22"/>
-          <w:szCs w:val="22"/>
-          <w:rtl/>
-        </w:rPr>
-        <w:t xml:space="preserve"> «اكتب لي أسئلة عن الكسور».</w:t>
-      </w:r>
-    </w:p>
-    <w:p>
-      <w:pPr>
-        <w:bidi/>
-        <w:spacing w:after="120" w:line="300"/>
-        <w:jc w:val="right"/>
-      </w:pPr>
-      <w:r>
-        <w:rPr>
-          <w:rFonts w:ascii="IBM Plex Sans Arabic" w:cs="IBM Plex Sans Arabic" w:eastAsia="IBM Plex Sans Arabic" w:hAnsi="IBM Plex Sans Arabic"/>
-          <w:b/>
-          <w:bCs/>
-          <w:sz w:val="22"/>
-          <w:szCs w:val="22"/>
-          <w:rtl/>
-        </w:rPr>
-        <w:t xml:space="preserve">نسختك المحسّنة:</w:t>
-      </w:r>
-      <w:r>
-        <w:rPr>
-          <w:rFonts w:ascii="IBM Plex Sans Arabic" w:cs="IBM Plex Sans Arabic" w:eastAsia="IBM Plex Sans Arabic" w:hAnsi="IBM Plex Sans Arabic"/>
-          <w:sz w:val="22"/>
-          <w:szCs w:val="22"/>
-        </w:rPr>
-        <w:t xml:space="preserve"> ...................................................................................................</w:t>
-      </w:r>
-    </w:p>
-    <w:p>
-      <w:pPr>
-        <w:bidi/>
-        <w:spacing w:after="120" w:line="300"/>
-        <w:jc w:val="right"/>
-      </w:pPr>
-      <w:r>
-        <w:rPr>
-          <w:rFonts w:ascii="IBM Plex Sans Arabic" w:cs="IBM Plex Sans Arabic" w:eastAsia="IBM Plex Sans Arabic" w:hAnsi="IBM Plex Sans Arabic"/>
-          <w:sz w:val="22"/>
-          <w:szCs w:val="22"/>
-          <w:rtl/>
-        </w:rPr>
-        <w:t xml:space="preserve">جرّب النسختين في المشروع، وقارن الناتجين. اكتب في سطرين: ما الفرق الذي أحدثته كل قاعدة؟</w:t>
-      </w:r>
     </w:p>
     <w:p>
       <w:pPr>
@@ -932,7 +468,7 @@
           <w:szCs w:val="30"/>
           <w:rtl/>
         </w:rPr>
-        <w:t xml:space="preserve">الخطوة 3: حوار سقراطي مع كلود والتحقق منه (20 دقيقة)</w:t>
+        <w:t xml:space="preserve">الخطوة 2: الحوار مع كلود (25 دقيقة)</w:t>
       </w:r>
     </w:p>
     <w:p>
@@ -948,55 +484,8 @@
           <w:szCs w:val="22"/>
           <w:rtl/>
         </w:rPr>
-        <w:t xml:space="preserve">ابدأ محادثة جديدة في المشروع، والصق التعليمات الآتية كما هي:</w:t>
-      </w:r>
-    </w:p>
-    <w:p>
-      <w:pPr>
-        <w:pBdr>
-          <w:right w:val="single" w:color="2E75B6" w:sz="18" w:space="8"/>
-        </w:pBdr>
-        <w:shd w:fill="EEF3F8" w:color="auto" w:val="clear"/>
-        <w:bidi/>
-        <w:spacing w:after="0" w:line="300"/>
-        <w:ind w:left="200" w:right="200"/>
-        <w:jc w:val="right"/>
-      </w:pPr>
-      <w:r>
-        <w:rPr>
-          <w:rFonts w:ascii="IBM Plex Sans Arabic" w:cs="IBM Plex Sans Arabic" w:eastAsia="IBM Plex Sans Arabic" w:hAnsi="IBM Plex Sans Arabic"/>
-          <w:sz w:val="21"/>
-          <w:szCs w:val="21"/>
-          <w:rtl/>
-        </w:rPr>
-        <w:t xml:space="preserve">أريد أن أفهم الفرق بين القياس والاختبار والتقييم والتقويم فهماً يمكنني من تطبيقه في صفي. أدِّ دور محاور سقراطي: لا تعطني التعريفات مباشرة، بل اطرح علي سؤالاً واحداً في كل مرة، وانتظر إجابتي، ثم صحّح فهمي أو عمّقه بسؤال تالٍ. ابدأ بموقف من صف حقيقي في المرحلة التي أدرّسها.</w:t>
-      </w:r>
-    </w:p>
-    <w:p>
-      <w:pPr>
-        <w:pBdr>
-          <w:right w:val="single" w:color="2E75B6" w:sz="18" w:space="8"/>
-        </w:pBdr>
-        <w:shd w:fill="EEF3F8" w:color="auto" w:val="clear"/>
-        <w:bidi/>
-        <w:spacing w:after="0" w:line="300"/>
-        <w:ind w:left="200" w:right="200"/>
-        <w:jc w:val="right"/>
-      </w:pPr>
-      <w:r>
-        <w:rPr>
-          <w:rFonts w:ascii="IBM Plex Sans Arabic" w:cs="IBM Plex Sans Arabic" w:eastAsia="IBM Plex Sans Arabic" w:hAnsi="IBM Plex Sans Arabic"/>
-          <w:sz w:val="21"/>
-          <w:szCs w:val="21"/>
-          <w:rtl/>
-        </w:rPr>
-        <w:t xml:space="preserve">بعد خمس جولات، لخّص ما توصلنا إليه في جدول من ثلاثة أعمدة: المفهوم، التعريف، مثال صفي. ثم اكتب تحت الجدول ثلاثة ادعاءات محددة عن العلاقة بين هذه المفاهيم، واذكر مع كل ادعاء مصدره إن كان له مصدر، وقل صراحة إن لم تكن متأكداً من المصدر.</w:t>
-      </w:r>
-    </w:p>
-    <w:p>
-      <w:pPr>
-        <w:spacing w:after="120"/>
-      </w:pPr>
+        <w:t xml:space="preserve">أجب عن سؤال كلود في كل جولة بنفسك، ومن خبرتك في الصف. لا تطلب منه الإجابة. استمر حتى يكتب جدول المفاهيم الأربعة والادعاءات الثلاثة.</w:t>
+      </w:r>
     </w:p>
     <w:p>
       <w:pPr>
@@ -1011,7 +500,85 @@
           <w:szCs w:val="22"/>
           <w:rtl/>
         </w:rPr>
-        <w:t xml:space="preserve">بعد انتهاء الحوار، تحقق من الادعاءات الثلاثة ومن تعريفين على الأقل من جدول كلود، بالرجوع إلى المحتوى العلمي (القسم 2) أو القراءات:</w:t>
+        <w:t xml:space="preserve">راقب أثناء الحوار:</w:t>
+      </w:r>
+    </w:p>
+    <w:p>
+      <w:pPr>
+        <w:pStyle w:val="ListParagraph"/>
+        <w:numPr>
+          <w:ilvl w:val="0"/>
+          <w:numId w:val="2"/>
+        </w:numPr>
+        <w:bidi/>
+        <w:spacing w:after="80" w:line="300"/>
+        <w:jc w:val="right"/>
+      </w:pPr>
+      <w:r>
+        <w:rPr>
+          <w:rFonts w:ascii="IBM Plex Sans Arabic" w:cs="IBM Plex Sans Arabic" w:eastAsia="IBM Plex Sans Arabic" w:hAnsi="IBM Plex Sans Arabic"/>
+          <w:sz w:val="22"/>
+          <w:szCs w:val="22"/>
+          <w:rtl/>
+        </w:rPr>
+        <w:t xml:space="preserve">هل التزم كلود بدور المحاور، أم أعطاك الإجابات مباشرة؟</w:t>
+      </w:r>
+    </w:p>
+    <w:p>
+      <w:pPr>
+        <w:pStyle w:val="ListParagraph"/>
+        <w:numPr>
+          <w:ilvl w:val="0"/>
+          <w:numId w:val="2"/>
+        </w:numPr>
+        <w:bidi/>
+        <w:spacing w:after="80" w:line="300"/>
+        <w:jc w:val="right"/>
+      </w:pPr>
+      <w:r>
+        <w:rPr>
+          <w:rFonts w:ascii="IBM Plex Sans Arabic" w:cs="IBM Plex Sans Arabic" w:eastAsia="IBM Plex Sans Arabic" w:hAnsi="IBM Plex Sans Arabic"/>
+          <w:sz w:val="22"/>
+          <w:szCs w:val="22"/>
+          <w:rtl/>
+        </w:rPr>
+        <w:t xml:space="preserve">هل استعمل «التقييم» و«التقويم» بمعنى يختلف عن معناهما في المحتوى العلمي؟ هل نبّهك إلى ذلك كما تطلب تعليمات المشروع؟</w:t>
+      </w:r>
+    </w:p>
+    <w:p>
+      <w:pPr>
+        <w:pStyle w:val="Heading1"/>
+        <w:bidi/>
+        <w:spacing w:after="160" w:before="360"/>
+        <w:jc w:val="right"/>
+      </w:pPr>
+      <w:r>
+        <w:rPr>
+          <w:rFonts w:ascii="IBM Plex Sans Arabic" w:cs="IBM Plex Sans Arabic" w:eastAsia="IBM Plex Sans Arabic" w:hAnsi="IBM Plex Sans Arabic"/>
+          <w:b/>
+          <w:bCs/>
+          <w:color w:val="1F4E79"/>
+          <w:sz w:val="30"/>
+          <w:szCs w:val="30"/>
+          <w:rtl/>
+        </w:rPr>
+        <w:t xml:space="preserve">الخطوة 3: التحقق من ادعاءات كلود (15 دقيقة)</w:t>
+      </w:r>
+    </w:p>
+    <w:p>
+      <w:pPr>
+        <w:bidi/>
+        <w:spacing w:after="120" w:line="300"/>
+        <w:jc w:val="right"/>
+      </w:pPr>
+      <w:r>
+        <w:rPr>
+          <w:rFonts w:ascii="IBM Plex Sans Arabic" w:cs="IBM Plex Sans Arabic" w:eastAsia="IBM Plex Sans Arabic" w:hAnsi="IBM Plex Sans Arabic"/>
+          <w:sz w:val="22"/>
+          <w:szCs w:val="22"/>
+          <w:rtl/>
+        </w:rPr>
+        <w:t xml:space="preserve">تحقق من الادعاءات الثلاثة ومن تعريفين على الأقل من جدول كلود، بالرجوع إلى المحتوى العلمي (القسم 2) أو القراءات. إن ذكر كلود مرجعاً، فتحقق من وجوده.</w:t>
       </w:r>
     </w:p>
     <w:tbl>
@@ -1903,85 +1470,6 @@
     </w:p>
     <w:p>
       <w:pPr>
-        <w:bidi/>
-        <w:spacing w:after="120" w:line="300"/>
-        <w:jc w:val="right"/>
-      </w:pPr>
-      <w:r>
-        <w:rPr>
-          <w:rFonts w:ascii="IBM Plex Sans Arabic" w:cs="IBM Plex Sans Arabic" w:eastAsia="IBM Plex Sans Arabic" w:hAnsi="IBM Plex Sans Arabic"/>
-          <w:sz w:val="22"/>
-          <w:szCs w:val="22"/>
-          <w:rtl/>
-        </w:rPr>
-        <w:t xml:space="preserve">أجب أيضاً:</w:t>
-      </w:r>
-    </w:p>
-    <w:p>
-      <w:pPr>
-        <w:pStyle w:val="ListParagraph"/>
-        <w:numPr>
-          <w:ilvl w:val="0"/>
-          <w:numId w:val="2"/>
-        </w:numPr>
-        <w:bidi/>
-        <w:spacing w:after="80" w:line="300"/>
-        <w:jc w:val="right"/>
-      </w:pPr>
-      <w:r>
-        <w:rPr>
-          <w:rFonts w:ascii="IBM Plex Sans Arabic" w:cs="IBM Plex Sans Arabic" w:eastAsia="IBM Plex Sans Arabic" w:hAnsi="IBM Plex Sans Arabic"/>
-          <w:sz w:val="22"/>
-          <w:szCs w:val="22"/>
-          <w:rtl/>
-        </w:rPr>
-        <w:t xml:space="preserve">هل التزم كلود بدور المحاور، أم أعطاك الإجابات مباشرة؟</w:t>
-      </w:r>
-    </w:p>
-    <w:p>
-      <w:pPr>
-        <w:pStyle w:val="ListParagraph"/>
-        <w:numPr>
-          <w:ilvl w:val="0"/>
-          <w:numId w:val="2"/>
-        </w:numPr>
-        <w:bidi/>
-        <w:spacing w:after="80" w:line="300"/>
-        <w:jc w:val="right"/>
-      </w:pPr>
-      <w:r>
-        <w:rPr>
-          <w:rFonts w:ascii="IBM Plex Sans Arabic" w:cs="IBM Plex Sans Arabic" w:eastAsia="IBM Plex Sans Arabic" w:hAnsi="IBM Plex Sans Arabic"/>
-          <w:sz w:val="22"/>
-          <w:szCs w:val="22"/>
-          <w:rtl/>
-        </w:rPr>
-        <w:t xml:space="preserve">هل ذكر مرجعاً؟ هل تحققت من وجوده؟</w:t>
-      </w:r>
-    </w:p>
-    <w:p>
-      <w:pPr>
-        <w:pStyle w:val="ListParagraph"/>
-        <w:numPr>
-          <w:ilvl w:val="0"/>
-          <w:numId w:val="2"/>
-        </w:numPr>
-        <w:bidi/>
-        <w:spacing w:after="80" w:line="300"/>
-        <w:jc w:val="right"/>
-      </w:pPr>
-      <w:r>
-        <w:rPr>
-          <w:rFonts w:ascii="IBM Plex Sans Arabic" w:cs="IBM Plex Sans Arabic" w:eastAsia="IBM Plex Sans Arabic" w:hAnsi="IBM Plex Sans Arabic"/>
-          <w:sz w:val="22"/>
-          <w:szCs w:val="22"/>
-          <w:rtl/>
-        </w:rPr>
-        <w:t xml:space="preserve">هل استعمل «التقييم» و«التقويم» بمعنى يختلف عن معناهما في المحتوى العلمي؟ هل نبّهك إلى ذلك كما تطلب تعليمات المشروع؟</w:t>
-      </w:r>
-    </w:p>
-    <w:p>
-      <w:pPr>
         <w:pStyle w:val="Heading1"/>
         <w:bidi/>
         <w:spacing w:after="160" w:before="360"/>
@@ -1997,7 +1485,7 @@
           <w:szCs w:val="30"/>
           <w:rtl/>
         </w:rPr>
-        <w:t xml:space="preserve">الخطوة 4: تصنيف مهام صفك حسب مستويات الاستخدام (20 دقيقة)</w:t>
+        <w:t xml:space="preserve">الخطوة 4: التطبيق: تصنيف المهام والإقرار (25 دقيقة)</w:t>
       </w:r>
     </w:p>
     <w:p>
@@ -2105,7 +1593,7 @@
           <w:szCs w:val="22"/>
           <w:rtl/>
         </w:rPr>
-        <w:t xml:space="preserve">صنّف في الصف </w:t>
+        <w:t xml:space="preserve">صنّف ثماني مهام تقويمية من صفك (اختبار قصير، واجب، تقرير تجربة، مشروع، عرض شفهي...). لكل مهمة حدد أولاً ماذا تقيس، ثم المستوى المسموح به لطلبتك. المبرر الجيد يبدأ من السؤال: </w:t>
       </w:r>
       <w:r>
         <w:rPr>
@@ -2116,17 +1604,15 @@
           <w:szCs w:val="22"/>
           <w:rtl/>
         </w:rPr>
-        <w:t xml:space="preserve">خمس</w:t>
-      </w:r>
-      <w:r>
-        <w:rPr>
-          <w:rFonts w:ascii="IBM Plex Sans Arabic" w:cs="IBM Plex Sans Arabic" w:eastAsia="IBM Plex Sans Arabic" w:hAnsi="IBM Plex Sans Arabic"/>
-          <w:sz w:val="22"/>
-          <w:szCs w:val="22"/>
-          <w:rtl/>
-        </w:rPr>
-        <w:t xml:space="preserve"> مهام تقويمية حقيقية من صفك (اختبار قصير، واجب، تقرير تجربة، مشروع، عرض شفهي...)، وأكمل المهام </w:t>
-      </w:r>
+        <w:t xml:space="preserve">لو استخدم الطالب الأداة، هل ستظل الدرجة تعبّر عما أريد قياسه؟</w:t>
+      </w:r>
+    </w:p>
+    <w:p>
+      <w:pPr>
+        <w:bidi/>
+        <w:spacing w:after="120" w:line="300"/>
+        <w:jc w:val="right"/>
+      </w:pPr>
       <w:r>
         <w:rPr>
           <w:rFonts w:ascii="IBM Plex Sans Arabic" w:cs="IBM Plex Sans Arabic" w:eastAsia="IBM Plex Sans Arabic" w:hAnsi="IBM Plex Sans Arabic"/>
@@ -2136,27 +1622,192 @@
           <w:szCs w:val="22"/>
           <w:rtl/>
         </w:rPr>
-        <w:t xml:space="preserve">6 – 8 واجباً</w:t>
-      </w:r>
-      <w:r>
-        <w:rPr>
-          <w:rFonts w:ascii="IBM Plex Sans Arabic" w:cs="IBM Plex Sans Arabic" w:eastAsia="IBM Plex Sans Arabic" w:hAnsi="IBM Plex Sans Arabic"/>
-          <w:sz w:val="22"/>
-          <w:szCs w:val="22"/>
-          <w:rtl/>
-        </w:rPr>
-        <w:t xml:space="preserve"> بعد المحاضرة. لكل مهمة حدد أولاً ماذا تقيس، ثم المستوى المسموح به لطلبتك. المبرر الجيد يبدأ من السؤال: </w:t>
-      </w:r>
-      <w:r>
-        <w:rPr>
-          <w:rFonts w:ascii="IBM Plex Sans Arabic" w:cs="IBM Plex Sans Arabic" w:eastAsia="IBM Plex Sans Arabic" w:hAnsi="IBM Plex Sans Arabic"/>
-          <w:b/>
-          <w:bCs/>
-          <w:sz w:val="22"/>
-          <w:szCs w:val="22"/>
-          <w:rtl/>
-        </w:rPr>
-        <w:t xml:space="preserve">لو استخدم الطالب الأداة، هل ستظل الدرجة تعبّر عما أريد قياسه؟</w:t>
+        <w:t xml:space="preserve">إن لم يكن لك صف، فصنّف هذه المهام الجاهزة</w:t>
+      </w:r>
+      <w:r>
+        <w:rPr>
+          <w:rFonts w:ascii="IBM Plex Sans Arabic" w:cs="IBM Plex Sans Arabic" w:eastAsia="IBM Plex Sans Arabic" w:hAnsi="IBM Plex Sans Arabic"/>
+          <w:sz w:val="22"/>
+          <w:szCs w:val="22"/>
+          <w:rtl/>
+        </w:rPr>
+        <w:t xml:space="preserve"> من وحدة «المادة وتغيّراتها» للصف الثامن:</w:t>
+      </w:r>
+    </w:p>
+    <w:p>
+      <w:pPr>
+        <w:pStyle w:val="ListParagraph"/>
+        <w:keepNext/>
+        <w:numPr>
+          <w:ilvl w:val="0"/>
+          <w:numId w:val="5"/>
+        </w:numPr>
+        <w:bidi/>
+        <w:spacing w:after="60" w:before="80" w:line="300"/>
+        <w:jc w:val="right"/>
+      </w:pPr>
+      <w:r>
+        <w:rPr>
+          <w:rFonts w:ascii="IBM Plex Sans Arabic" w:cs="IBM Plex Sans Arabic" w:eastAsia="IBM Plex Sans Arabic" w:hAnsi="IBM Plex Sans Arabic"/>
+          <w:sz w:val="22"/>
+          <w:szCs w:val="22"/>
+          <w:rtl/>
+        </w:rPr>
+        <w:t xml:space="preserve">اختبار قصير من 10 أسئلة اختيار من متعدد عن التغيرات الفيزيائية والكيميائية، يُحل في الصف</w:t>
+      </w:r>
+    </w:p>
+    <w:p>
+      <w:pPr>
+        <w:pStyle w:val="ListParagraph"/>
+        <w:keepNext/>
+        <w:numPr>
+          <w:ilvl w:val="0"/>
+          <w:numId w:val="5"/>
+        </w:numPr>
+        <w:bidi/>
+        <w:spacing w:after="60" w:before="80" w:line="300"/>
+        <w:jc w:val="right"/>
+      </w:pPr>
+      <w:r>
+        <w:rPr>
+          <w:rFonts w:ascii="IBM Plex Sans Arabic" w:cs="IBM Plex Sans Arabic" w:eastAsia="IBM Plex Sans Arabic" w:hAnsi="IBM Plex Sans Arabic"/>
+          <w:sz w:val="22"/>
+          <w:szCs w:val="22"/>
+          <w:rtl/>
+        </w:rPr>
+        <w:t xml:space="preserve">تقرير تجربة فصل مكونات مخلوط من الرمل والملح والماء، يكتبه الطالب في البيت</w:t>
+      </w:r>
+    </w:p>
+    <w:p>
+      <w:pPr>
+        <w:pStyle w:val="ListParagraph"/>
+        <w:keepNext/>
+        <w:numPr>
+          <w:ilvl w:val="0"/>
+          <w:numId w:val="5"/>
+        </w:numPr>
+        <w:bidi/>
+        <w:spacing w:after="60" w:before="80" w:line="300"/>
+        <w:jc w:val="right"/>
+      </w:pPr>
+      <w:r>
+        <w:rPr>
+          <w:rFonts w:ascii="IBM Plex Sans Arabic" w:cs="IBM Plex Sans Arabic" w:eastAsia="IBM Plex Sans Arabic" w:hAnsi="IBM Plex Sans Arabic"/>
+          <w:sz w:val="22"/>
+          <w:szCs w:val="22"/>
+          <w:rtl/>
+        </w:rPr>
+        <w:t xml:space="preserve">واجب منزلي: مقال من 300 كلمة عن ترشيد استهلاك المياه</w:t>
+      </w:r>
+    </w:p>
+    <w:p>
+      <w:pPr>
+        <w:pStyle w:val="ListParagraph"/>
+        <w:keepNext/>
+        <w:numPr>
+          <w:ilvl w:val="0"/>
+          <w:numId w:val="5"/>
+        </w:numPr>
+        <w:bidi/>
+        <w:spacing w:after="60" w:before="80" w:line="300"/>
+        <w:jc w:val="right"/>
+      </w:pPr>
+      <w:r>
+        <w:rPr>
+          <w:rFonts w:ascii="IBM Plex Sans Arabic" w:cs="IBM Plex Sans Arabic" w:eastAsia="IBM Plex Sans Arabic" w:hAnsi="IBM Plex Sans Arabic"/>
+          <w:sz w:val="22"/>
+          <w:szCs w:val="22"/>
+          <w:rtl/>
+        </w:rPr>
+        <w:t xml:space="preserve">تذكرة خروج: سؤال واحد عن قانون حفظ الكتلة في آخر الحصة</w:t>
+      </w:r>
+    </w:p>
+    <w:p>
+      <w:pPr>
+        <w:pStyle w:val="ListParagraph"/>
+        <w:keepNext/>
+        <w:numPr>
+          <w:ilvl w:val="0"/>
+          <w:numId w:val="5"/>
+        </w:numPr>
+        <w:bidi/>
+        <w:spacing w:after="60" w:before="80" w:line="300"/>
+        <w:jc w:val="right"/>
+      </w:pPr>
+      <w:r>
+        <w:rPr>
+          <w:rFonts w:ascii="IBM Plex Sans Arabic" w:cs="IBM Plex Sans Arabic" w:eastAsia="IBM Plex Sans Arabic" w:hAnsi="IBM Plex Sans Arabic"/>
+          <w:sz w:val="22"/>
+          <w:szCs w:val="22"/>
+          <w:rtl/>
+        </w:rPr>
+        <w:t xml:space="preserve">عرض شفهي مدته 3 دقائق عن أمثلة على التغيرات الكيميائية في البيت</w:t>
+      </w:r>
+    </w:p>
+    <w:p>
+      <w:pPr>
+        <w:pStyle w:val="ListParagraph"/>
+        <w:keepNext/>
+        <w:numPr>
+          <w:ilvl w:val="0"/>
+          <w:numId w:val="5"/>
+        </w:numPr>
+        <w:bidi/>
+        <w:spacing w:after="60" w:before="80" w:line="300"/>
+        <w:jc w:val="right"/>
+      </w:pPr>
+      <w:r>
+        <w:rPr>
+          <w:rFonts w:ascii="IBM Plex Sans Arabic" w:cs="IBM Plex Sans Arabic" w:eastAsia="IBM Plex Sans Arabic" w:hAnsi="IBM Plex Sans Arabic"/>
+          <w:sz w:val="22"/>
+          <w:szCs w:val="22"/>
+          <w:rtl/>
+        </w:rPr>
+        <w:t xml:space="preserve">مسائل في حساب الكثافة، واجباً منزلياً</w:t>
+      </w:r>
+    </w:p>
+    <w:p>
+      <w:pPr>
+        <w:pStyle w:val="ListParagraph"/>
+        <w:keepNext/>
+        <w:numPr>
+          <w:ilvl w:val="0"/>
+          <w:numId w:val="5"/>
+        </w:numPr>
+        <w:bidi/>
+        <w:spacing w:after="60" w:before="80" w:line="300"/>
+        <w:jc w:val="right"/>
+      </w:pPr>
+      <w:r>
+        <w:rPr>
+          <w:rFonts w:ascii="IBM Plex Sans Arabic" w:cs="IBM Plex Sans Arabic" w:eastAsia="IBM Plex Sans Arabic" w:hAnsi="IBM Plex Sans Arabic"/>
+          <w:sz w:val="22"/>
+          <w:szCs w:val="22"/>
+          <w:rtl/>
+        </w:rPr>
+        <w:t xml:space="preserve">مشروع جماعي: ملصق عن حالات المادة ونموذج الجسيمات</w:t>
+      </w:r>
+    </w:p>
+    <w:p>
+      <w:pPr>
+        <w:pStyle w:val="ListParagraph"/>
+        <w:keepNext/>
+        <w:numPr>
+          <w:ilvl w:val="0"/>
+          <w:numId w:val="5"/>
+        </w:numPr>
+        <w:bidi/>
+        <w:spacing w:after="60" w:before="80" w:line="300"/>
+        <w:jc w:val="right"/>
+      </w:pPr>
+      <w:r>
+        <w:rPr>
+          <w:rFonts w:ascii="IBM Plex Sans Arabic" w:cs="IBM Plex Sans Arabic" w:eastAsia="IBM Plex Sans Arabic" w:hAnsi="IBM Plex Sans Arabic"/>
+          <w:sz w:val="22"/>
+          <w:szCs w:val="22"/>
+          <w:rtl/>
+        </w:rPr>
+        <w:t xml:space="preserve">الاختبار الختامي للوحدة في نهاية الفصل</w:t>
       </w:r>
     </w:p>
     <w:tbl>
@@ -2173,13 +1824,13 @@
         </w:tblBorders>
       </w:tblPr>
       <w:tblGrid>
-        <w:gridCol w:w="1028"/>
-        <w:gridCol w:w="1361"/>
-        <w:gridCol w:w="1021"/>
-        <w:gridCol w:w="1339"/>
-        <w:gridCol w:w="1513"/>
-        <w:gridCol w:w="1180"/>
-        <w:gridCol w:w="2196"/>
+        <w:gridCol w:w="728"/>
+        <w:gridCol w:w="1409"/>
+        <w:gridCol w:w="1056"/>
+        <w:gridCol w:w="1385"/>
+        <w:gridCol w:w="1565"/>
+        <w:gridCol w:w="1221"/>
+        <w:gridCol w:w="2274"/>
       </w:tblGrid>
       <w:tr>
         <w:trPr>
@@ -2188,7 +1839,7 @@
         </w:trPr>
         <w:tc>
           <w:tcPr>
-            <w:tcW w:type="dxa" w:w="1028"/>
+            <w:tcW w:type="dxa" w:w="728"/>
             <w:tcBorders>
               <w:top w:val="single" w:color="BFBFBF" w:sz="4"/>
               <w:left w:val="single" w:color="BFBFBF" w:sz="4"/>
@@ -2225,7 +1876,7 @@
         </w:tc>
         <w:tc>
           <w:tcPr>
-            <w:tcW w:type="dxa" w:w="1361"/>
+            <w:tcW w:type="dxa" w:w="1409"/>
             <w:tcBorders>
               <w:top w:val="single" w:color="BFBFBF" w:sz="4"/>
               <w:left w:val="single" w:color="BFBFBF" w:sz="4"/>
@@ -2262,7 +1913,7 @@
         </w:tc>
         <w:tc>
           <w:tcPr>
-            <w:tcW w:type="dxa" w:w="1021"/>
+            <w:tcW w:type="dxa" w:w="1056"/>
             <w:tcBorders>
               <w:top w:val="single" w:color="BFBFBF" w:sz="4"/>
               <w:left w:val="single" w:color="BFBFBF" w:sz="4"/>
@@ -2299,7 +1950,7 @@
         </w:tc>
         <w:tc>
           <w:tcPr>
-            <w:tcW w:type="dxa" w:w="1339"/>
+            <w:tcW w:type="dxa" w:w="1385"/>
             <w:tcBorders>
               <w:top w:val="single" w:color="BFBFBF" w:sz="4"/>
               <w:left w:val="single" w:color="BFBFBF" w:sz="4"/>
@@ -2336,7 +1987,7 @@
         </w:tc>
         <w:tc>
           <w:tcPr>
-            <w:tcW w:type="dxa" w:w="1513"/>
+            <w:tcW w:type="dxa" w:w="1565"/>
             <w:tcBorders>
               <w:top w:val="single" w:color="BFBFBF" w:sz="4"/>
               <w:left w:val="single" w:color="BFBFBF" w:sz="4"/>
@@ -2373,7 +2024,7 @@
         </w:tc>
         <w:tc>
           <w:tcPr>
-            <w:tcW w:type="dxa" w:w="1180"/>
+            <w:tcW w:type="dxa" w:w="1221"/>
             <w:tcBorders>
               <w:top w:val="single" w:color="BFBFBF" w:sz="4"/>
               <w:left w:val="single" w:color="BFBFBF" w:sz="4"/>
@@ -2410,7 +2061,7 @@
         </w:tc>
         <w:tc>
           <w:tcPr>
-            <w:tcW w:type="dxa" w:w="2196"/>
+            <w:tcW w:type="dxa" w:w="2274"/>
             <w:tcBorders>
               <w:top w:val="single" w:color="BFBFBF" w:sz="4"/>
               <w:left w:val="single" w:color="BFBFBF" w:sz="4"/>
@@ -2452,7 +2103,7 @@
         </w:trPr>
         <w:tc>
           <w:tcPr>
-            <w:tcW w:type="dxa" w:w="1028"/>
+            <w:tcW w:type="dxa" w:w="728"/>
             <w:tcBorders>
               <w:top w:val="single" w:color="BFBFBF" w:sz="4"/>
               <w:left w:val="single" w:color="BFBFBF" w:sz="4"/>
@@ -2484,127 +2135,127 @@
         </w:tc>
         <w:tc>
           <w:tcPr>
-            <w:tcW w:type="dxa" w:w="1361"/>
-            <w:tcBorders>
-              <w:top w:val="single" w:color="BFBFBF" w:sz="4"/>
-              <w:left w:val="single" w:color="BFBFBF" w:sz="4"/>
-              <w:bottom w:val="single" w:color="BFBFBF" w:sz="4"/>
-              <w:right w:val="single" w:color="BFBFBF" w:sz="4"/>
-            </w:tcBorders>
-            <w:tcMar>
-              <w:top w:type="dxa" w:w="60"/>
-              <w:left w:type="dxa" w:w="100"/>
-              <w:bottom w:type="dxa" w:w="60"/>
-              <w:right w:type="dxa" w:w="100"/>
-            </w:tcMar>
-          </w:tcPr>
-          <w:p>
-            <w:pPr>
-              <w:bidi/>
-              <w:spacing w:after="0" w:line="276"/>
-              <w:jc w:val="right"/>
-            </w:pPr>
-          </w:p>
-        </w:tc>
-        <w:tc>
-          <w:tcPr>
-            <w:tcW w:type="dxa" w:w="1021"/>
-            <w:tcBorders>
-              <w:top w:val="single" w:color="BFBFBF" w:sz="4"/>
-              <w:left w:val="single" w:color="BFBFBF" w:sz="4"/>
-              <w:bottom w:val="single" w:color="BFBFBF" w:sz="4"/>
-              <w:right w:val="single" w:color="BFBFBF" w:sz="4"/>
-            </w:tcBorders>
-            <w:tcMar>
-              <w:top w:type="dxa" w:w="60"/>
-              <w:left w:type="dxa" w:w="100"/>
-              <w:bottom w:type="dxa" w:w="60"/>
-              <w:right w:type="dxa" w:w="100"/>
-            </w:tcMar>
-          </w:tcPr>
-          <w:p>
-            <w:pPr>
-              <w:bidi/>
-              <w:spacing w:after="0" w:line="276"/>
-              <w:jc w:val="right"/>
-            </w:pPr>
-          </w:p>
-        </w:tc>
-        <w:tc>
-          <w:tcPr>
-            <w:tcW w:type="dxa" w:w="1339"/>
-            <w:tcBorders>
-              <w:top w:val="single" w:color="BFBFBF" w:sz="4"/>
-              <w:left w:val="single" w:color="BFBFBF" w:sz="4"/>
-              <w:bottom w:val="single" w:color="BFBFBF" w:sz="4"/>
-              <w:right w:val="single" w:color="BFBFBF" w:sz="4"/>
-            </w:tcBorders>
-            <w:tcMar>
-              <w:top w:type="dxa" w:w="60"/>
-              <w:left w:type="dxa" w:w="100"/>
-              <w:bottom w:type="dxa" w:w="60"/>
-              <w:right w:type="dxa" w:w="100"/>
-            </w:tcMar>
-          </w:tcPr>
-          <w:p>
-            <w:pPr>
-              <w:bidi/>
-              <w:spacing w:after="0" w:line="276"/>
-              <w:jc w:val="right"/>
-            </w:pPr>
-          </w:p>
-        </w:tc>
-        <w:tc>
-          <w:tcPr>
-            <w:tcW w:type="dxa" w:w="1513"/>
-            <w:tcBorders>
-              <w:top w:val="single" w:color="BFBFBF" w:sz="4"/>
-              <w:left w:val="single" w:color="BFBFBF" w:sz="4"/>
-              <w:bottom w:val="single" w:color="BFBFBF" w:sz="4"/>
-              <w:right w:val="single" w:color="BFBFBF" w:sz="4"/>
-            </w:tcBorders>
-            <w:tcMar>
-              <w:top w:type="dxa" w:w="60"/>
-              <w:left w:type="dxa" w:w="100"/>
-              <w:bottom w:type="dxa" w:w="60"/>
-              <w:right w:type="dxa" w:w="100"/>
-            </w:tcMar>
-          </w:tcPr>
-          <w:p>
-            <w:pPr>
-              <w:bidi/>
-              <w:spacing w:after="0" w:line="276"/>
-              <w:jc w:val="right"/>
-            </w:pPr>
-          </w:p>
-        </w:tc>
-        <w:tc>
-          <w:tcPr>
-            <w:tcW w:type="dxa" w:w="1180"/>
-            <w:tcBorders>
-              <w:top w:val="single" w:color="BFBFBF" w:sz="4"/>
-              <w:left w:val="single" w:color="BFBFBF" w:sz="4"/>
-              <w:bottom w:val="single" w:color="BFBFBF" w:sz="4"/>
-              <w:right w:val="single" w:color="BFBFBF" w:sz="4"/>
-            </w:tcBorders>
-            <w:tcMar>
-              <w:top w:type="dxa" w:w="60"/>
-              <w:left w:type="dxa" w:w="100"/>
-              <w:bottom w:type="dxa" w:w="60"/>
-              <w:right w:type="dxa" w:w="100"/>
-            </w:tcMar>
-          </w:tcPr>
-          <w:p>
-            <w:pPr>
-              <w:bidi/>
-              <w:spacing w:after="0" w:line="276"/>
-              <w:jc w:val="right"/>
-            </w:pPr>
-          </w:p>
-        </w:tc>
-        <w:tc>
-          <w:tcPr>
-            <w:tcW w:type="dxa" w:w="2196"/>
+            <w:tcW w:type="dxa" w:w="1409"/>
+            <w:tcBorders>
+              <w:top w:val="single" w:color="BFBFBF" w:sz="4"/>
+              <w:left w:val="single" w:color="BFBFBF" w:sz="4"/>
+              <w:bottom w:val="single" w:color="BFBFBF" w:sz="4"/>
+              <w:right w:val="single" w:color="BFBFBF" w:sz="4"/>
+            </w:tcBorders>
+            <w:tcMar>
+              <w:top w:type="dxa" w:w="60"/>
+              <w:left w:type="dxa" w:w="100"/>
+              <w:bottom w:type="dxa" w:w="60"/>
+              <w:right w:type="dxa" w:w="100"/>
+            </w:tcMar>
+          </w:tcPr>
+          <w:p>
+            <w:pPr>
+              <w:bidi/>
+              <w:spacing w:after="0" w:line="276"/>
+              <w:jc w:val="right"/>
+            </w:pPr>
+          </w:p>
+        </w:tc>
+        <w:tc>
+          <w:tcPr>
+            <w:tcW w:type="dxa" w:w="1056"/>
+            <w:tcBorders>
+              <w:top w:val="single" w:color="BFBFBF" w:sz="4"/>
+              <w:left w:val="single" w:color="BFBFBF" w:sz="4"/>
+              <w:bottom w:val="single" w:color="BFBFBF" w:sz="4"/>
+              <w:right w:val="single" w:color="BFBFBF" w:sz="4"/>
+            </w:tcBorders>
+            <w:tcMar>
+              <w:top w:type="dxa" w:w="60"/>
+              <w:left w:type="dxa" w:w="100"/>
+              <w:bottom w:type="dxa" w:w="60"/>
+              <w:right w:type="dxa" w:w="100"/>
+            </w:tcMar>
+          </w:tcPr>
+          <w:p>
+            <w:pPr>
+              <w:bidi/>
+              <w:spacing w:after="0" w:line="276"/>
+              <w:jc w:val="right"/>
+            </w:pPr>
+          </w:p>
+        </w:tc>
+        <w:tc>
+          <w:tcPr>
+            <w:tcW w:type="dxa" w:w="1385"/>
+            <w:tcBorders>
+              <w:top w:val="single" w:color="BFBFBF" w:sz="4"/>
+              <w:left w:val="single" w:color="BFBFBF" w:sz="4"/>
+              <w:bottom w:val="single" w:color="BFBFBF" w:sz="4"/>
+              <w:right w:val="single" w:color="BFBFBF" w:sz="4"/>
+            </w:tcBorders>
+            <w:tcMar>
+              <w:top w:type="dxa" w:w="60"/>
+              <w:left w:type="dxa" w:w="100"/>
+              <w:bottom w:type="dxa" w:w="60"/>
+              <w:right w:type="dxa" w:w="100"/>
+            </w:tcMar>
+          </w:tcPr>
+          <w:p>
+            <w:pPr>
+              <w:bidi/>
+              <w:spacing w:after="0" w:line="276"/>
+              <w:jc w:val="right"/>
+            </w:pPr>
+          </w:p>
+        </w:tc>
+        <w:tc>
+          <w:tcPr>
+            <w:tcW w:type="dxa" w:w="1565"/>
+            <w:tcBorders>
+              <w:top w:val="single" w:color="BFBFBF" w:sz="4"/>
+              <w:left w:val="single" w:color="BFBFBF" w:sz="4"/>
+              <w:bottom w:val="single" w:color="BFBFBF" w:sz="4"/>
+              <w:right w:val="single" w:color="BFBFBF" w:sz="4"/>
+            </w:tcBorders>
+            <w:tcMar>
+              <w:top w:type="dxa" w:w="60"/>
+              <w:left w:type="dxa" w:w="100"/>
+              <w:bottom w:type="dxa" w:w="60"/>
+              <w:right w:type="dxa" w:w="100"/>
+            </w:tcMar>
+          </w:tcPr>
+          <w:p>
+            <w:pPr>
+              <w:bidi/>
+              <w:spacing w:after="0" w:line="276"/>
+              <w:jc w:val="right"/>
+            </w:pPr>
+          </w:p>
+        </w:tc>
+        <w:tc>
+          <w:tcPr>
+            <w:tcW w:type="dxa" w:w="1221"/>
+            <w:tcBorders>
+              <w:top w:val="single" w:color="BFBFBF" w:sz="4"/>
+              <w:left w:val="single" w:color="BFBFBF" w:sz="4"/>
+              <w:bottom w:val="single" w:color="BFBFBF" w:sz="4"/>
+              <w:right w:val="single" w:color="BFBFBF" w:sz="4"/>
+            </w:tcBorders>
+            <w:tcMar>
+              <w:top w:type="dxa" w:w="60"/>
+              <w:left w:type="dxa" w:w="100"/>
+              <w:bottom w:type="dxa" w:w="60"/>
+              <w:right w:type="dxa" w:w="100"/>
+            </w:tcMar>
+          </w:tcPr>
+          <w:p>
+            <w:pPr>
+              <w:bidi/>
+              <w:spacing w:after="0" w:line="276"/>
+              <w:jc w:val="right"/>
+            </w:pPr>
+          </w:p>
+        </w:tc>
+        <w:tc>
+          <w:tcPr>
+            <w:tcW w:type="dxa" w:w="2274"/>
             <w:tcBorders>
               <w:top w:val="single" w:color="BFBFBF" w:sz="4"/>
               <w:left w:val="single" w:color="BFBFBF" w:sz="4"/>
@@ -2633,7 +2284,7 @@
         </w:trPr>
         <w:tc>
           <w:tcPr>
-            <w:tcW w:type="dxa" w:w="1028"/>
+            <w:tcW w:type="dxa" w:w="728"/>
             <w:tcBorders>
               <w:top w:val="single" w:color="BFBFBF" w:sz="4"/>
               <w:left w:val="single" w:color="BFBFBF" w:sz="4"/>
@@ -2665,127 +2316,127 @@
         </w:tc>
         <w:tc>
           <w:tcPr>
-            <w:tcW w:type="dxa" w:w="1361"/>
-            <w:tcBorders>
-              <w:top w:val="single" w:color="BFBFBF" w:sz="4"/>
-              <w:left w:val="single" w:color="BFBFBF" w:sz="4"/>
-              <w:bottom w:val="single" w:color="BFBFBF" w:sz="4"/>
-              <w:right w:val="single" w:color="BFBFBF" w:sz="4"/>
-            </w:tcBorders>
-            <w:tcMar>
-              <w:top w:type="dxa" w:w="60"/>
-              <w:left w:type="dxa" w:w="100"/>
-              <w:bottom w:type="dxa" w:w="60"/>
-              <w:right w:type="dxa" w:w="100"/>
-            </w:tcMar>
-          </w:tcPr>
-          <w:p>
-            <w:pPr>
-              <w:bidi/>
-              <w:spacing w:after="0" w:line="276"/>
-              <w:jc w:val="right"/>
-            </w:pPr>
-          </w:p>
-        </w:tc>
-        <w:tc>
-          <w:tcPr>
-            <w:tcW w:type="dxa" w:w="1021"/>
-            <w:tcBorders>
-              <w:top w:val="single" w:color="BFBFBF" w:sz="4"/>
-              <w:left w:val="single" w:color="BFBFBF" w:sz="4"/>
-              <w:bottom w:val="single" w:color="BFBFBF" w:sz="4"/>
-              <w:right w:val="single" w:color="BFBFBF" w:sz="4"/>
-            </w:tcBorders>
-            <w:tcMar>
-              <w:top w:type="dxa" w:w="60"/>
-              <w:left w:type="dxa" w:w="100"/>
-              <w:bottom w:type="dxa" w:w="60"/>
-              <w:right w:type="dxa" w:w="100"/>
-            </w:tcMar>
-          </w:tcPr>
-          <w:p>
-            <w:pPr>
-              <w:bidi/>
-              <w:spacing w:after="0" w:line="276"/>
-              <w:jc w:val="right"/>
-            </w:pPr>
-          </w:p>
-        </w:tc>
-        <w:tc>
-          <w:tcPr>
-            <w:tcW w:type="dxa" w:w="1339"/>
-            <w:tcBorders>
-              <w:top w:val="single" w:color="BFBFBF" w:sz="4"/>
-              <w:left w:val="single" w:color="BFBFBF" w:sz="4"/>
-              <w:bottom w:val="single" w:color="BFBFBF" w:sz="4"/>
-              <w:right w:val="single" w:color="BFBFBF" w:sz="4"/>
-            </w:tcBorders>
-            <w:tcMar>
-              <w:top w:type="dxa" w:w="60"/>
-              <w:left w:type="dxa" w:w="100"/>
-              <w:bottom w:type="dxa" w:w="60"/>
-              <w:right w:type="dxa" w:w="100"/>
-            </w:tcMar>
-          </w:tcPr>
-          <w:p>
-            <w:pPr>
-              <w:bidi/>
-              <w:spacing w:after="0" w:line="276"/>
-              <w:jc w:val="right"/>
-            </w:pPr>
-          </w:p>
-        </w:tc>
-        <w:tc>
-          <w:tcPr>
-            <w:tcW w:type="dxa" w:w="1513"/>
-            <w:tcBorders>
-              <w:top w:val="single" w:color="BFBFBF" w:sz="4"/>
-              <w:left w:val="single" w:color="BFBFBF" w:sz="4"/>
-              <w:bottom w:val="single" w:color="BFBFBF" w:sz="4"/>
-              <w:right w:val="single" w:color="BFBFBF" w:sz="4"/>
-            </w:tcBorders>
-            <w:tcMar>
-              <w:top w:type="dxa" w:w="60"/>
-              <w:left w:type="dxa" w:w="100"/>
-              <w:bottom w:type="dxa" w:w="60"/>
-              <w:right w:type="dxa" w:w="100"/>
-            </w:tcMar>
-          </w:tcPr>
-          <w:p>
-            <w:pPr>
-              <w:bidi/>
-              <w:spacing w:after="0" w:line="276"/>
-              <w:jc w:val="right"/>
-            </w:pPr>
-          </w:p>
-        </w:tc>
-        <w:tc>
-          <w:tcPr>
-            <w:tcW w:type="dxa" w:w="1180"/>
-            <w:tcBorders>
-              <w:top w:val="single" w:color="BFBFBF" w:sz="4"/>
-              <w:left w:val="single" w:color="BFBFBF" w:sz="4"/>
-              <w:bottom w:val="single" w:color="BFBFBF" w:sz="4"/>
-              <w:right w:val="single" w:color="BFBFBF" w:sz="4"/>
-            </w:tcBorders>
-            <w:tcMar>
-              <w:top w:type="dxa" w:w="60"/>
-              <w:left w:type="dxa" w:w="100"/>
-              <w:bottom w:type="dxa" w:w="60"/>
-              <w:right w:type="dxa" w:w="100"/>
-            </w:tcMar>
-          </w:tcPr>
-          <w:p>
-            <w:pPr>
-              <w:bidi/>
-              <w:spacing w:after="0" w:line="276"/>
-              <w:jc w:val="right"/>
-            </w:pPr>
-          </w:p>
-        </w:tc>
-        <w:tc>
-          <w:tcPr>
-            <w:tcW w:type="dxa" w:w="2196"/>
+            <w:tcW w:type="dxa" w:w="1409"/>
+            <w:tcBorders>
+              <w:top w:val="single" w:color="BFBFBF" w:sz="4"/>
+              <w:left w:val="single" w:color="BFBFBF" w:sz="4"/>
+              <w:bottom w:val="single" w:color="BFBFBF" w:sz="4"/>
+              <w:right w:val="single" w:color="BFBFBF" w:sz="4"/>
+            </w:tcBorders>
+            <w:tcMar>
+              <w:top w:type="dxa" w:w="60"/>
+              <w:left w:type="dxa" w:w="100"/>
+              <w:bottom w:type="dxa" w:w="60"/>
+              <w:right w:type="dxa" w:w="100"/>
+            </w:tcMar>
+          </w:tcPr>
+          <w:p>
+            <w:pPr>
+              <w:bidi/>
+              <w:spacing w:after="0" w:line="276"/>
+              <w:jc w:val="right"/>
+            </w:pPr>
+          </w:p>
+        </w:tc>
+        <w:tc>
+          <w:tcPr>
+            <w:tcW w:type="dxa" w:w="1056"/>
+            <w:tcBorders>
+              <w:top w:val="single" w:color="BFBFBF" w:sz="4"/>
+              <w:left w:val="single" w:color="BFBFBF" w:sz="4"/>
+              <w:bottom w:val="single" w:color="BFBFBF" w:sz="4"/>
+              <w:right w:val="single" w:color="BFBFBF" w:sz="4"/>
+            </w:tcBorders>
+            <w:tcMar>
+              <w:top w:type="dxa" w:w="60"/>
+              <w:left w:type="dxa" w:w="100"/>
+              <w:bottom w:type="dxa" w:w="60"/>
+              <w:right w:type="dxa" w:w="100"/>
+            </w:tcMar>
+          </w:tcPr>
+          <w:p>
+            <w:pPr>
+              <w:bidi/>
+              <w:spacing w:after="0" w:line="276"/>
+              <w:jc w:val="right"/>
+            </w:pPr>
+          </w:p>
+        </w:tc>
+        <w:tc>
+          <w:tcPr>
+            <w:tcW w:type="dxa" w:w="1385"/>
+            <w:tcBorders>
+              <w:top w:val="single" w:color="BFBFBF" w:sz="4"/>
+              <w:left w:val="single" w:color="BFBFBF" w:sz="4"/>
+              <w:bottom w:val="single" w:color="BFBFBF" w:sz="4"/>
+              <w:right w:val="single" w:color="BFBFBF" w:sz="4"/>
+            </w:tcBorders>
+            <w:tcMar>
+              <w:top w:type="dxa" w:w="60"/>
+              <w:left w:type="dxa" w:w="100"/>
+              <w:bottom w:type="dxa" w:w="60"/>
+              <w:right w:type="dxa" w:w="100"/>
+            </w:tcMar>
+          </w:tcPr>
+          <w:p>
+            <w:pPr>
+              <w:bidi/>
+              <w:spacing w:after="0" w:line="276"/>
+              <w:jc w:val="right"/>
+            </w:pPr>
+          </w:p>
+        </w:tc>
+        <w:tc>
+          <w:tcPr>
+            <w:tcW w:type="dxa" w:w="1565"/>
+            <w:tcBorders>
+              <w:top w:val="single" w:color="BFBFBF" w:sz="4"/>
+              <w:left w:val="single" w:color="BFBFBF" w:sz="4"/>
+              <w:bottom w:val="single" w:color="BFBFBF" w:sz="4"/>
+              <w:right w:val="single" w:color="BFBFBF" w:sz="4"/>
+            </w:tcBorders>
+            <w:tcMar>
+              <w:top w:type="dxa" w:w="60"/>
+              <w:left w:type="dxa" w:w="100"/>
+              <w:bottom w:type="dxa" w:w="60"/>
+              <w:right w:type="dxa" w:w="100"/>
+            </w:tcMar>
+          </w:tcPr>
+          <w:p>
+            <w:pPr>
+              <w:bidi/>
+              <w:spacing w:after="0" w:line="276"/>
+              <w:jc w:val="right"/>
+            </w:pPr>
+          </w:p>
+        </w:tc>
+        <w:tc>
+          <w:tcPr>
+            <w:tcW w:type="dxa" w:w="1221"/>
+            <w:tcBorders>
+              <w:top w:val="single" w:color="BFBFBF" w:sz="4"/>
+              <w:left w:val="single" w:color="BFBFBF" w:sz="4"/>
+              <w:bottom w:val="single" w:color="BFBFBF" w:sz="4"/>
+              <w:right w:val="single" w:color="BFBFBF" w:sz="4"/>
+            </w:tcBorders>
+            <w:tcMar>
+              <w:top w:type="dxa" w:w="60"/>
+              <w:left w:type="dxa" w:w="100"/>
+              <w:bottom w:type="dxa" w:w="60"/>
+              <w:right w:type="dxa" w:w="100"/>
+            </w:tcMar>
+          </w:tcPr>
+          <w:p>
+            <w:pPr>
+              <w:bidi/>
+              <w:spacing w:after="0" w:line="276"/>
+              <w:jc w:val="right"/>
+            </w:pPr>
+          </w:p>
+        </w:tc>
+        <w:tc>
+          <w:tcPr>
+            <w:tcW w:type="dxa" w:w="2274"/>
             <w:tcBorders>
               <w:top w:val="single" w:color="BFBFBF" w:sz="4"/>
               <w:left w:val="single" w:color="BFBFBF" w:sz="4"/>
@@ -2814,7 +2465,7 @@
         </w:trPr>
         <w:tc>
           <w:tcPr>
-            <w:tcW w:type="dxa" w:w="1028"/>
+            <w:tcW w:type="dxa" w:w="728"/>
             <w:tcBorders>
               <w:top w:val="single" w:color="BFBFBF" w:sz="4"/>
               <w:left w:val="single" w:color="BFBFBF" w:sz="4"/>
@@ -2846,127 +2497,127 @@
         </w:tc>
         <w:tc>
           <w:tcPr>
-            <w:tcW w:type="dxa" w:w="1361"/>
-            <w:tcBorders>
-              <w:top w:val="single" w:color="BFBFBF" w:sz="4"/>
-              <w:left w:val="single" w:color="BFBFBF" w:sz="4"/>
-              <w:bottom w:val="single" w:color="BFBFBF" w:sz="4"/>
-              <w:right w:val="single" w:color="BFBFBF" w:sz="4"/>
-            </w:tcBorders>
-            <w:tcMar>
-              <w:top w:type="dxa" w:w="60"/>
-              <w:left w:type="dxa" w:w="100"/>
-              <w:bottom w:type="dxa" w:w="60"/>
-              <w:right w:type="dxa" w:w="100"/>
-            </w:tcMar>
-          </w:tcPr>
-          <w:p>
-            <w:pPr>
-              <w:bidi/>
-              <w:spacing w:after="0" w:line="276"/>
-              <w:jc w:val="right"/>
-            </w:pPr>
-          </w:p>
-        </w:tc>
-        <w:tc>
-          <w:tcPr>
-            <w:tcW w:type="dxa" w:w="1021"/>
-            <w:tcBorders>
-              <w:top w:val="single" w:color="BFBFBF" w:sz="4"/>
-              <w:left w:val="single" w:color="BFBFBF" w:sz="4"/>
-              <w:bottom w:val="single" w:color="BFBFBF" w:sz="4"/>
-              <w:right w:val="single" w:color="BFBFBF" w:sz="4"/>
-            </w:tcBorders>
-            <w:tcMar>
-              <w:top w:type="dxa" w:w="60"/>
-              <w:left w:type="dxa" w:w="100"/>
-              <w:bottom w:type="dxa" w:w="60"/>
-              <w:right w:type="dxa" w:w="100"/>
-            </w:tcMar>
-          </w:tcPr>
-          <w:p>
-            <w:pPr>
-              <w:bidi/>
-              <w:spacing w:after="0" w:line="276"/>
-              <w:jc w:val="right"/>
-            </w:pPr>
-          </w:p>
-        </w:tc>
-        <w:tc>
-          <w:tcPr>
-            <w:tcW w:type="dxa" w:w="1339"/>
-            <w:tcBorders>
-              <w:top w:val="single" w:color="BFBFBF" w:sz="4"/>
-              <w:left w:val="single" w:color="BFBFBF" w:sz="4"/>
-              <w:bottom w:val="single" w:color="BFBFBF" w:sz="4"/>
-              <w:right w:val="single" w:color="BFBFBF" w:sz="4"/>
-            </w:tcBorders>
-            <w:tcMar>
-              <w:top w:type="dxa" w:w="60"/>
-              <w:left w:type="dxa" w:w="100"/>
-              <w:bottom w:type="dxa" w:w="60"/>
-              <w:right w:type="dxa" w:w="100"/>
-            </w:tcMar>
-          </w:tcPr>
-          <w:p>
-            <w:pPr>
-              <w:bidi/>
-              <w:spacing w:after="0" w:line="276"/>
-              <w:jc w:val="right"/>
-            </w:pPr>
-          </w:p>
-        </w:tc>
-        <w:tc>
-          <w:tcPr>
-            <w:tcW w:type="dxa" w:w="1513"/>
-            <w:tcBorders>
-              <w:top w:val="single" w:color="BFBFBF" w:sz="4"/>
-              <w:left w:val="single" w:color="BFBFBF" w:sz="4"/>
-              <w:bottom w:val="single" w:color="BFBFBF" w:sz="4"/>
-              <w:right w:val="single" w:color="BFBFBF" w:sz="4"/>
-            </w:tcBorders>
-            <w:tcMar>
-              <w:top w:type="dxa" w:w="60"/>
-              <w:left w:type="dxa" w:w="100"/>
-              <w:bottom w:type="dxa" w:w="60"/>
-              <w:right w:type="dxa" w:w="100"/>
-            </w:tcMar>
-          </w:tcPr>
-          <w:p>
-            <w:pPr>
-              <w:bidi/>
-              <w:spacing w:after="0" w:line="276"/>
-              <w:jc w:val="right"/>
-            </w:pPr>
-          </w:p>
-        </w:tc>
-        <w:tc>
-          <w:tcPr>
-            <w:tcW w:type="dxa" w:w="1180"/>
-            <w:tcBorders>
-              <w:top w:val="single" w:color="BFBFBF" w:sz="4"/>
-              <w:left w:val="single" w:color="BFBFBF" w:sz="4"/>
-              <w:bottom w:val="single" w:color="BFBFBF" w:sz="4"/>
-              <w:right w:val="single" w:color="BFBFBF" w:sz="4"/>
-            </w:tcBorders>
-            <w:tcMar>
-              <w:top w:type="dxa" w:w="60"/>
-              <w:left w:type="dxa" w:w="100"/>
-              <w:bottom w:type="dxa" w:w="60"/>
-              <w:right w:type="dxa" w:w="100"/>
-            </w:tcMar>
-          </w:tcPr>
-          <w:p>
-            <w:pPr>
-              <w:bidi/>
-              <w:spacing w:after="0" w:line="276"/>
-              <w:jc w:val="right"/>
-            </w:pPr>
-          </w:p>
-        </w:tc>
-        <w:tc>
-          <w:tcPr>
-            <w:tcW w:type="dxa" w:w="2196"/>
+            <w:tcW w:type="dxa" w:w="1409"/>
+            <w:tcBorders>
+              <w:top w:val="single" w:color="BFBFBF" w:sz="4"/>
+              <w:left w:val="single" w:color="BFBFBF" w:sz="4"/>
+              <w:bottom w:val="single" w:color="BFBFBF" w:sz="4"/>
+              <w:right w:val="single" w:color="BFBFBF" w:sz="4"/>
+            </w:tcBorders>
+            <w:tcMar>
+              <w:top w:type="dxa" w:w="60"/>
+              <w:left w:type="dxa" w:w="100"/>
+              <w:bottom w:type="dxa" w:w="60"/>
+              <w:right w:type="dxa" w:w="100"/>
+            </w:tcMar>
+          </w:tcPr>
+          <w:p>
+            <w:pPr>
+              <w:bidi/>
+              <w:spacing w:after="0" w:line="276"/>
+              <w:jc w:val="right"/>
+            </w:pPr>
+          </w:p>
+        </w:tc>
+        <w:tc>
+          <w:tcPr>
+            <w:tcW w:type="dxa" w:w="1056"/>
+            <w:tcBorders>
+              <w:top w:val="single" w:color="BFBFBF" w:sz="4"/>
+              <w:left w:val="single" w:color="BFBFBF" w:sz="4"/>
+              <w:bottom w:val="single" w:color="BFBFBF" w:sz="4"/>
+              <w:right w:val="single" w:color="BFBFBF" w:sz="4"/>
+            </w:tcBorders>
+            <w:tcMar>
+              <w:top w:type="dxa" w:w="60"/>
+              <w:left w:type="dxa" w:w="100"/>
+              <w:bottom w:type="dxa" w:w="60"/>
+              <w:right w:type="dxa" w:w="100"/>
+            </w:tcMar>
+          </w:tcPr>
+          <w:p>
+            <w:pPr>
+              <w:bidi/>
+              <w:spacing w:after="0" w:line="276"/>
+              <w:jc w:val="right"/>
+            </w:pPr>
+          </w:p>
+        </w:tc>
+        <w:tc>
+          <w:tcPr>
+            <w:tcW w:type="dxa" w:w="1385"/>
+            <w:tcBorders>
+              <w:top w:val="single" w:color="BFBFBF" w:sz="4"/>
+              <w:left w:val="single" w:color="BFBFBF" w:sz="4"/>
+              <w:bottom w:val="single" w:color="BFBFBF" w:sz="4"/>
+              <w:right w:val="single" w:color="BFBFBF" w:sz="4"/>
+            </w:tcBorders>
+            <w:tcMar>
+              <w:top w:type="dxa" w:w="60"/>
+              <w:left w:type="dxa" w:w="100"/>
+              <w:bottom w:type="dxa" w:w="60"/>
+              <w:right w:type="dxa" w:w="100"/>
+            </w:tcMar>
+          </w:tcPr>
+          <w:p>
+            <w:pPr>
+              <w:bidi/>
+              <w:spacing w:after="0" w:line="276"/>
+              <w:jc w:val="right"/>
+            </w:pPr>
+          </w:p>
+        </w:tc>
+        <w:tc>
+          <w:tcPr>
+            <w:tcW w:type="dxa" w:w="1565"/>
+            <w:tcBorders>
+              <w:top w:val="single" w:color="BFBFBF" w:sz="4"/>
+              <w:left w:val="single" w:color="BFBFBF" w:sz="4"/>
+              <w:bottom w:val="single" w:color="BFBFBF" w:sz="4"/>
+              <w:right w:val="single" w:color="BFBFBF" w:sz="4"/>
+            </w:tcBorders>
+            <w:tcMar>
+              <w:top w:type="dxa" w:w="60"/>
+              <w:left w:type="dxa" w:w="100"/>
+              <w:bottom w:type="dxa" w:w="60"/>
+              <w:right w:type="dxa" w:w="100"/>
+            </w:tcMar>
+          </w:tcPr>
+          <w:p>
+            <w:pPr>
+              <w:bidi/>
+              <w:spacing w:after="0" w:line="276"/>
+              <w:jc w:val="right"/>
+            </w:pPr>
+          </w:p>
+        </w:tc>
+        <w:tc>
+          <w:tcPr>
+            <w:tcW w:type="dxa" w:w="1221"/>
+            <w:tcBorders>
+              <w:top w:val="single" w:color="BFBFBF" w:sz="4"/>
+              <w:left w:val="single" w:color="BFBFBF" w:sz="4"/>
+              <w:bottom w:val="single" w:color="BFBFBF" w:sz="4"/>
+              <w:right w:val="single" w:color="BFBFBF" w:sz="4"/>
+            </w:tcBorders>
+            <w:tcMar>
+              <w:top w:type="dxa" w:w="60"/>
+              <w:left w:type="dxa" w:w="100"/>
+              <w:bottom w:type="dxa" w:w="60"/>
+              <w:right w:type="dxa" w:w="100"/>
+            </w:tcMar>
+          </w:tcPr>
+          <w:p>
+            <w:pPr>
+              <w:bidi/>
+              <w:spacing w:after="0" w:line="276"/>
+              <w:jc w:val="right"/>
+            </w:pPr>
+          </w:p>
+        </w:tc>
+        <w:tc>
+          <w:tcPr>
+            <w:tcW w:type="dxa" w:w="2274"/>
             <w:tcBorders>
               <w:top w:val="single" w:color="BFBFBF" w:sz="4"/>
               <w:left w:val="single" w:color="BFBFBF" w:sz="4"/>
@@ -2995,7 +2646,7 @@
         </w:trPr>
         <w:tc>
           <w:tcPr>
-            <w:tcW w:type="dxa" w:w="1028"/>
+            <w:tcW w:type="dxa" w:w="728"/>
             <w:tcBorders>
               <w:top w:val="single" w:color="BFBFBF" w:sz="4"/>
               <w:left w:val="single" w:color="BFBFBF" w:sz="4"/>
@@ -3027,127 +2678,127 @@
         </w:tc>
         <w:tc>
           <w:tcPr>
-            <w:tcW w:type="dxa" w:w="1361"/>
-            <w:tcBorders>
-              <w:top w:val="single" w:color="BFBFBF" w:sz="4"/>
-              <w:left w:val="single" w:color="BFBFBF" w:sz="4"/>
-              <w:bottom w:val="single" w:color="BFBFBF" w:sz="4"/>
-              <w:right w:val="single" w:color="BFBFBF" w:sz="4"/>
-            </w:tcBorders>
-            <w:tcMar>
-              <w:top w:type="dxa" w:w="60"/>
-              <w:left w:type="dxa" w:w="100"/>
-              <w:bottom w:type="dxa" w:w="60"/>
-              <w:right w:type="dxa" w:w="100"/>
-            </w:tcMar>
-          </w:tcPr>
-          <w:p>
-            <w:pPr>
-              <w:bidi/>
-              <w:spacing w:after="0" w:line="276"/>
-              <w:jc w:val="right"/>
-            </w:pPr>
-          </w:p>
-        </w:tc>
-        <w:tc>
-          <w:tcPr>
-            <w:tcW w:type="dxa" w:w="1021"/>
-            <w:tcBorders>
-              <w:top w:val="single" w:color="BFBFBF" w:sz="4"/>
-              <w:left w:val="single" w:color="BFBFBF" w:sz="4"/>
-              <w:bottom w:val="single" w:color="BFBFBF" w:sz="4"/>
-              <w:right w:val="single" w:color="BFBFBF" w:sz="4"/>
-            </w:tcBorders>
-            <w:tcMar>
-              <w:top w:type="dxa" w:w="60"/>
-              <w:left w:type="dxa" w:w="100"/>
-              <w:bottom w:type="dxa" w:w="60"/>
-              <w:right w:type="dxa" w:w="100"/>
-            </w:tcMar>
-          </w:tcPr>
-          <w:p>
-            <w:pPr>
-              <w:bidi/>
-              <w:spacing w:after="0" w:line="276"/>
-              <w:jc w:val="right"/>
-            </w:pPr>
-          </w:p>
-        </w:tc>
-        <w:tc>
-          <w:tcPr>
-            <w:tcW w:type="dxa" w:w="1339"/>
-            <w:tcBorders>
-              <w:top w:val="single" w:color="BFBFBF" w:sz="4"/>
-              <w:left w:val="single" w:color="BFBFBF" w:sz="4"/>
-              <w:bottom w:val="single" w:color="BFBFBF" w:sz="4"/>
-              <w:right w:val="single" w:color="BFBFBF" w:sz="4"/>
-            </w:tcBorders>
-            <w:tcMar>
-              <w:top w:type="dxa" w:w="60"/>
-              <w:left w:type="dxa" w:w="100"/>
-              <w:bottom w:type="dxa" w:w="60"/>
-              <w:right w:type="dxa" w:w="100"/>
-            </w:tcMar>
-          </w:tcPr>
-          <w:p>
-            <w:pPr>
-              <w:bidi/>
-              <w:spacing w:after="0" w:line="276"/>
-              <w:jc w:val="right"/>
-            </w:pPr>
-          </w:p>
-        </w:tc>
-        <w:tc>
-          <w:tcPr>
-            <w:tcW w:type="dxa" w:w="1513"/>
-            <w:tcBorders>
-              <w:top w:val="single" w:color="BFBFBF" w:sz="4"/>
-              <w:left w:val="single" w:color="BFBFBF" w:sz="4"/>
-              <w:bottom w:val="single" w:color="BFBFBF" w:sz="4"/>
-              <w:right w:val="single" w:color="BFBFBF" w:sz="4"/>
-            </w:tcBorders>
-            <w:tcMar>
-              <w:top w:type="dxa" w:w="60"/>
-              <w:left w:type="dxa" w:w="100"/>
-              <w:bottom w:type="dxa" w:w="60"/>
-              <w:right w:type="dxa" w:w="100"/>
-            </w:tcMar>
-          </w:tcPr>
-          <w:p>
-            <w:pPr>
-              <w:bidi/>
-              <w:spacing w:after="0" w:line="276"/>
-              <w:jc w:val="right"/>
-            </w:pPr>
-          </w:p>
-        </w:tc>
-        <w:tc>
-          <w:tcPr>
-            <w:tcW w:type="dxa" w:w="1180"/>
-            <w:tcBorders>
-              <w:top w:val="single" w:color="BFBFBF" w:sz="4"/>
-              <w:left w:val="single" w:color="BFBFBF" w:sz="4"/>
-              <w:bottom w:val="single" w:color="BFBFBF" w:sz="4"/>
-              <w:right w:val="single" w:color="BFBFBF" w:sz="4"/>
-            </w:tcBorders>
-            <w:tcMar>
-              <w:top w:type="dxa" w:w="60"/>
-              <w:left w:type="dxa" w:w="100"/>
-              <w:bottom w:type="dxa" w:w="60"/>
-              <w:right w:type="dxa" w:w="100"/>
-            </w:tcMar>
-          </w:tcPr>
-          <w:p>
-            <w:pPr>
-              <w:bidi/>
-              <w:spacing w:after="0" w:line="276"/>
-              <w:jc w:val="right"/>
-            </w:pPr>
-          </w:p>
-        </w:tc>
-        <w:tc>
-          <w:tcPr>
-            <w:tcW w:type="dxa" w:w="2196"/>
+            <w:tcW w:type="dxa" w:w="1409"/>
+            <w:tcBorders>
+              <w:top w:val="single" w:color="BFBFBF" w:sz="4"/>
+              <w:left w:val="single" w:color="BFBFBF" w:sz="4"/>
+              <w:bottom w:val="single" w:color="BFBFBF" w:sz="4"/>
+              <w:right w:val="single" w:color="BFBFBF" w:sz="4"/>
+            </w:tcBorders>
+            <w:tcMar>
+              <w:top w:type="dxa" w:w="60"/>
+              <w:left w:type="dxa" w:w="100"/>
+              <w:bottom w:type="dxa" w:w="60"/>
+              <w:right w:type="dxa" w:w="100"/>
+            </w:tcMar>
+          </w:tcPr>
+          <w:p>
+            <w:pPr>
+              <w:bidi/>
+              <w:spacing w:after="0" w:line="276"/>
+              <w:jc w:val="right"/>
+            </w:pPr>
+          </w:p>
+        </w:tc>
+        <w:tc>
+          <w:tcPr>
+            <w:tcW w:type="dxa" w:w="1056"/>
+            <w:tcBorders>
+              <w:top w:val="single" w:color="BFBFBF" w:sz="4"/>
+              <w:left w:val="single" w:color="BFBFBF" w:sz="4"/>
+              <w:bottom w:val="single" w:color="BFBFBF" w:sz="4"/>
+              <w:right w:val="single" w:color="BFBFBF" w:sz="4"/>
+            </w:tcBorders>
+            <w:tcMar>
+              <w:top w:type="dxa" w:w="60"/>
+              <w:left w:type="dxa" w:w="100"/>
+              <w:bottom w:type="dxa" w:w="60"/>
+              <w:right w:type="dxa" w:w="100"/>
+            </w:tcMar>
+          </w:tcPr>
+          <w:p>
+            <w:pPr>
+              <w:bidi/>
+              <w:spacing w:after="0" w:line="276"/>
+              <w:jc w:val="right"/>
+            </w:pPr>
+          </w:p>
+        </w:tc>
+        <w:tc>
+          <w:tcPr>
+            <w:tcW w:type="dxa" w:w="1385"/>
+            <w:tcBorders>
+              <w:top w:val="single" w:color="BFBFBF" w:sz="4"/>
+              <w:left w:val="single" w:color="BFBFBF" w:sz="4"/>
+              <w:bottom w:val="single" w:color="BFBFBF" w:sz="4"/>
+              <w:right w:val="single" w:color="BFBFBF" w:sz="4"/>
+            </w:tcBorders>
+            <w:tcMar>
+              <w:top w:type="dxa" w:w="60"/>
+              <w:left w:type="dxa" w:w="100"/>
+              <w:bottom w:type="dxa" w:w="60"/>
+              <w:right w:type="dxa" w:w="100"/>
+            </w:tcMar>
+          </w:tcPr>
+          <w:p>
+            <w:pPr>
+              <w:bidi/>
+              <w:spacing w:after="0" w:line="276"/>
+              <w:jc w:val="right"/>
+            </w:pPr>
+          </w:p>
+        </w:tc>
+        <w:tc>
+          <w:tcPr>
+            <w:tcW w:type="dxa" w:w="1565"/>
+            <w:tcBorders>
+              <w:top w:val="single" w:color="BFBFBF" w:sz="4"/>
+              <w:left w:val="single" w:color="BFBFBF" w:sz="4"/>
+              <w:bottom w:val="single" w:color="BFBFBF" w:sz="4"/>
+              <w:right w:val="single" w:color="BFBFBF" w:sz="4"/>
+            </w:tcBorders>
+            <w:tcMar>
+              <w:top w:type="dxa" w:w="60"/>
+              <w:left w:type="dxa" w:w="100"/>
+              <w:bottom w:type="dxa" w:w="60"/>
+              <w:right w:type="dxa" w:w="100"/>
+            </w:tcMar>
+          </w:tcPr>
+          <w:p>
+            <w:pPr>
+              <w:bidi/>
+              <w:spacing w:after="0" w:line="276"/>
+              <w:jc w:val="right"/>
+            </w:pPr>
+          </w:p>
+        </w:tc>
+        <w:tc>
+          <w:tcPr>
+            <w:tcW w:type="dxa" w:w="1221"/>
+            <w:tcBorders>
+              <w:top w:val="single" w:color="BFBFBF" w:sz="4"/>
+              <w:left w:val="single" w:color="BFBFBF" w:sz="4"/>
+              <w:bottom w:val="single" w:color="BFBFBF" w:sz="4"/>
+              <w:right w:val="single" w:color="BFBFBF" w:sz="4"/>
+            </w:tcBorders>
+            <w:tcMar>
+              <w:top w:type="dxa" w:w="60"/>
+              <w:left w:type="dxa" w:w="100"/>
+              <w:bottom w:type="dxa" w:w="60"/>
+              <w:right w:type="dxa" w:w="100"/>
+            </w:tcMar>
+          </w:tcPr>
+          <w:p>
+            <w:pPr>
+              <w:bidi/>
+              <w:spacing w:after="0" w:line="276"/>
+              <w:jc w:val="right"/>
+            </w:pPr>
+          </w:p>
+        </w:tc>
+        <w:tc>
+          <w:tcPr>
+            <w:tcW w:type="dxa" w:w="2274"/>
             <w:tcBorders>
               <w:top w:val="single" w:color="BFBFBF" w:sz="4"/>
               <w:left w:val="single" w:color="BFBFBF" w:sz="4"/>
@@ -3176,7 +2827,7 @@
         </w:trPr>
         <w:tc>
           <w:tcPr>
-            <w:tcW w:type="dxa" w:w="1028"/>
+            <w:tcW w:type="dxa" w:w="728"/>
             <w:tcBorders>
               <w:top w:val="single" w:color="BFBFBF" w:sz="4"/>
               <w:left w:val="single" w:color="BFBFBF" w:sz="4"/>
@@ -3208,127 +2859,127 @@
         </w:tc>
         <w:tc>
           <w:tcPr>
-            <w:tcW w:type="dxa" w:w="1361"/>
-            <w:tcBorders>
-              <w:top w:val="single" w:color="BFBFBF" w:sz="4"/>
-              <w:left w:val="single" w:color="BFBFBF" w:sz="4"/>
-              <w:bottom w:val="single" w:color="BFBFBF" w:sz="4"/>
-              <w:right w:val="single" w:color="BFBFBF" w:sz="4"/>
-            </w:tcBorders>
-            <w:tcMar>
-              <w:top w:type="dxa" w:w="60"/>
-              <w:left w:type="dxa" w:w="100"/>
-              <w:bottom w:type="dxa" w:w="60"/>
-              <w:right w:type="dxa" w:w="100"/>
-            </w:tcMar>
-          </w:tcPr>
-          <w:p>
-            <w:pPr>
-              <w:bidi/>
-              <w:spacing w:after="0" w:line="276"/>
-              <w:jc w:val="right"/>
-            </w:pPr>
-          </w:p>
-        </w:tc>
-        <w:tc>
-          <w:tcPr>
-            <w:tcW w:type="dxa" w:w="1021"/>
-            <w:tcBorders>
-              <w:top w:val="single" w:color="BFBFBF" w:sz="4"/>
-              <w:left w:val="single" w:color="BFBFBF" w:sz="4"/>
-              <w:bottom w:val="single" w:color="BFBFBF" w:sz="4"/>
-              <w:right w:val="single" w:color="BFBFBF" w:sz="4"/>
-            </w:tcBorders>
-            <w:tcMar>
-              <w:top w:type="dxa" w:w="60"/>
-              <w:left w:type="dxa" w:w="100"/>
-              <w:bottom w:type="dxa" w:w="60"/>
-              <w:right w:type="dxa" w:w="100"/>
-            </w:tcMar>
-          </w:tcPr>
-          <w:p>
-            <w:pPr>
-              <w:bidi/>
-              <w:spacing w:after="0" w:line="276"/>
-              <w:jc w:val="right"/>
-            </w:pPr>
-          </w:p>
-        </w:tc>
-        <w:tc>
-          <w:tcPr>
-            <w:tcW w:type="dxa" w:w="1339"/>
-            <w:tcBorders>
-              <w:top w:val="single" w:color="BFBFBF" w:sz="4"/>
-              <w:left w:val="single" w:color="BFBFBF" w:sz="4"/>
-              <w:bottom w:val="single" w:color="BFBFBF" w:sz="4"/>
-              <w:right w:val="single" w:color="BFBFBF" w:sz="4"/>
-            </w:tcBorders>
-            <w:tcMar>
-              <w:top w:type="dxa" w:w="60"/>
-              <w:left w:type="dxa" w:w="100"/>
-              <w:bottom w:type="dxa" w:w="60"/>
-              <w:right w:type="dxa" w:w="100"/>
-            </w:tcMar>
-          </w:tcPr>
-          <w:p>
-            <w:pPr>
-              <w:bidi/>
-              <w:spacing w:after="0" w:line="276"/>
-              <w:jc w:val="right"/>
-            </w:pPr>
-          </w:p>
-        </w:tc>
-        <w:tc>
-          <w:tcPr>
-            <w:tcW w:type="dxa" w:w="1513"/>
-            <w:tcBorders>
-              <w:top w:val="single" w:color="BFBFBF" w:sz="4"/>
-              <w:left w:val="single" w:color="BFBFBF" w:sz="4"/>
-              <w:bottom w:val="single" w:color="BFBFBF" w:sz="4"/>
-              <w:right w:val="single" w:color="BFBFBF" w:sz="4"/>
-            </w:tcBorders>
-            <w:tcMar>
-              <w:top w:type="dxa" w:w="60"/>
-              <w:left w:type="dxa" w:w="100"/>
-              <w:bottom w:type="dxa" w:w="60"/>
-              <w:right w:type="dxa" w:w="100"/>
-            </w:tcMar>
-          </w:tcPr>
-          <w:p>
-            <w:pPr>
-              <w:bidi/>
-              <w:spacing w:after="0" w:line="276"/>
-              <w:jc w:val="right"/>
-            </w:pPr>
-          </w:p>
-        </w:tc>
-        <w:tc>
-          <w:tcPr>
-            <w:tcW w:type="dxa" w:w="1180"/>
-            <w:tcBorders>
-              <w:top w:val="single" w:color="BFBFBF" w:sz="4"/>
-              <w:left w:val="single" w:color="BFBFBF" w:sz="4"/>
-              <w:bottom w:val="single" w:color="BFBFBF" w:sz="4"/>
-              <w:right w:val="single" w:color="BFBFBF" w:sz="4"/>
-            </w:tcBorders>
-            <w:tcMar>
-              <w:top w:type="dxa" w:w="60"/>
-              <w:left w:type="dxa" w:w="100"/>
-              <w:bottom w:type="dxa" w:w="60"/>
-              <w:right w:type="dxa" w:w="100"/>
-            </w:tcMar>
-          </w:tcPr>
-          <w:p>
-            <w:pPr>
-              <w:bidi/>
-              <w:spacing w:after="0" w:line="276"/>
-              <w:jc w:val="right"/>
-            </w:pPr>
-          </w:p>
-        </w:tc>
-        <w:tc>
-          <w:tcPr>
-            <w:tcW w:type="dxa" w:w="2196"/>
+            <w:tcW w:type="dxa" w:w="1409"/>
+            <w:tcBorders>
+              <w:top w:val="single" w:color="BFBFBF" w:sz="4"/>
+              <w:left w:val="single" w:color="BFBFBF" w:sz="4"/>
+              <w:bottom w:val="single" w:color="BFBFBF" w:sz="4"/>
+              <w:right w:val="single" w:color="BFBFBF" w:sz="4"/>
+            </w:tcBorders>
+            <w:tcMar>
+              <w:top w:type="dxa" w:w="60"/>
+              <w:left w:type="dxa" w:w="100"/>
+              <w:bottom w:type="dxa" w:w="60"/>
+              <w:right w:type="dxa" w:w="100"/>
+            </w:tcMar>
+          </w:tcPr>
+          <w:p>
+            <w:pPr>
+              <w:bidi/>
+              <w:spacing w:after="0" w:line="276"/>
+              <w:jc w:val="right"/>
+            </w:pPr>
+          </w:p>
+        </w:tc>
+        <w:tc>
+          <w:tcPr>
+            <w:tcW w:type="dxa" w:w="1056"/>
+            <w:tcBorders>
+              <w:top w:val="single" w:color="BFBFBF" w:sz="4"/>
+              <w:left w:val="single" w:color="BFBFBF" w:sz="4"/>
+              <w:bottom w:val="single" w:color="BFBFBF" w:sz="4"/>
+              <w:right w:val="single" w:color="BFBFBF" w:sz="4"/>
+            </w:tcBorders>
+            <w:tcMar>
+              <w:top w:type="dxa" w:w="60"/>
+              <w:left w:type="dxa" w:w="100"/>
+              <w:bottom w:type="dxa" w:w="60"/>
+              <w:right w:type="dxa" w:w="100"/>
+            </w:tcMar>
+          </w:tcPr>
+          <w:p>
+            <w:pPr>
+              <w:bidi/>
+              <w:spacing w:after="0" w:line="276"/>
+              <w:jc w:val="right"/>
+            </w:pPr>
+          </w:p>
+        </w:tc>
+        <w:tc>
+          <w:tcPr>
+            <w:tcW w:type="dxa" w:w="1385"/>
+            <w:tcBorders>
+              <w:top w:val="single" w:color="BFBFBF" w:sz="4"/>
+              <w:left w:val="single" w:color="BFBFBF" w:sz="4"/>
+              <w:bottom w:val="single" w:color="BFBFBF" w:sz="4"/>
+              <w:right w:val="single" w:color="BFBFBF" w:sz="4"/>
+            </w:tcBorders>
+            <w:tcMar>
+              <w:top w:type="dxa" w:w="60"/>
+              <w:left w:type="dxa" w:w="100"/>
+              <w:bottom w:type="dxa" w:w="60"/>
+              <w:right w:type="dxa" w:w="100"/>
+            </w:tcMar>
+          </w:tcPr>
+          <w:p>
+            <w:pPr>
+              <w:bidi/>
+              <w:spacing w:after="0" w:line="276"/>
+              <w:jc w:val="right"/>
+            </w:pPr>
+          </w:p>
+        </w:tc>
+        <w:tc>
+          <w:tcPr>
+            <w:tcW w:type="dxa" w:w="1565"/>
+            <w:tcBorders>
+              <w:top w:val="single" w:color="BFBFBF" w:sz="4"/>
+              <w:left w:val="single" w:color="BFBFBF" w:sz="4"/>
+              <w:bottom w:val="single" w:color="BFBFBF" w:sz="4"/>
+              <w:right w:val="single" w:color="BFBFBF" w:sz="4"/>
+            </w:tcBorders>
+            <w:tcMar>
+              <w:top w:type="dxa" w:w="60"/>
+              <w:left w:type="dxa" w:w="100"/>
+              <w:bottom w:type="dxa" w:w="60"/>
+              <w:right w:type="dxa" w:w="100"/>
+            </w:tcMar>
+          </w:tcPr>
+          <w:p>
+            <w:pPr>
+              <w:bidi/>
+              <w:spacing w:after="0" w:line="276"/>
+              <w:jc w:val="right"/>
+            </w:pPr>
+          </w:p>
+        </w:tc>
+        <w:tc>
+          <w:tcPr>
+            <w:tcW w:type="dxa" w:w="1221"/>
+            <w:tcBorders>
+              <w:top w:val="single" w:color="BFBFBF" w:sz="4"/>
+              <w:left w:val="single" w:color="BFBFBF" w:sz="4"/>
+              <w:bottom w:val="single" w:color="BFBFBF" w:sz="4"/>
+              <w:right w:val="single" w:color="BFBFBF" w:sz="4"/>
+            </w:tcBorders>
+            <w:tcMar>
+              <w:top w:type="dxa" w:w="60"/>
+              <w:left w:type="dxa" w:w="100"/>
+              <w:bottom w:type="dxa" w:w="60"/>
+              <w:right w:type="dxa" w:w="100"/>
+            </w:tcMar>
+          </w:tcPr>
+          <w:p>
+            <w:pPr>
+              <w:bidi/>
+              <w:spacing w:after="0" w:line="276"/>
+              <w:jc w:val="right"/>
+            </w:pPr>
+          </w:p>
+        </w:tc>
+        <w:tc>
+          <w:tcPr>
+            <w:tcW w:type="dxa" w:w="2274"/>
             <w:tcBorders>
               <w:top w:val="single" w:color="BFBFBF" w:sz="4"/>
               <w:left w:val="single" w:color="BFBFBF" w:sz="4"/>
@@ -3357,7 +3008,7 @@
         </w:trPr>
         <w:tc>
           <w:tcPr>
-            <w:tcW w:type="dxa" w:w="1028"/>
+            <w:tcW w:type="dxa" w:w="728"/>
             <w:tcBorders>
               <w:top w:val="single" w:color="BFBFBF" w:sz="4"/>
               <w:left w:val="single" w:color="BFBFBF" w:sz="4"/>
@@ -3382,135 +3033,134 @@
                 <w:rFonts w:ascii="IBM Plex Sans Arabic" w:cs="IBM Plex Sans Arabic" w:eastAsia="IBM Plex Sans Arabic" w:hAnsi="IBM Plex Sans Arabic"/>
                 <w:sz w:val="20"/>
                 <w:szCs w:val="20"/>
-                <w:rtl/>
               </w:rPr>
-              <w:t xml:space="preserve">6 (واجب)</w:t>
+              <w:t xml:space="preserve">6</w:t>
             </w:r>
           </w:p>
         </w:tc>
         <w:tc>
           <w:tcPr>
-            <w:tcW w:type="dxa" w:w="1361"/>
-            <w:tcBorders>
-              <w:top w:val="single" w:color="BFBFBF" w:sz="4"/>
-              <w:left w:val="single" w:color="BFBFBF" w:sz="4"/>
-              <w:bottom w:val="single" w:color="BFBFBF" w:sz="4"/>
-              <w:right w:val="single" w:color="BFBFBF" w:sz="4"/>
-            </w:tcBorders>
-            <w:tcMar>
-              <w:top w:type="dxa" w:w="60"/>
-              <w:left w:type="dxa" w:w="100"/>
-              <w:bottom w:type="dxa" w:w="60"/>
-              <w:right w:type="dxa" w:w="100"/>
-            </w:tcMar>
-          </w:tcPr>
-          <w:p>
-            <w:pPr>
-              <w:bidi/>
-              <w:spacing w:after="0" w:line="276"/>
-              <w:jc w:val="right"/>
-            </w:pPr>
-          </w:p>
-        </w:tc>
-        <w:tc>
-          <w:tcPr>
-            <w:tcW w:type="dxa" w:w="1021"/>
-            <w:tcBorders>
-              <w:top w:val="single" w:color="BFBFBF" w:sz="4"/>
-              <w:left w:val="single" w:color="BFBFBF" w:sz="4"/>
-              <w:bottom w:val="single" w:color="BFBFBF" w:sz="4"/>
-              <w:right w:val="single" w:color="BFBFBF" w:sz="4"/>
-            </w:tcBorders>
-            <w:tcMar>
-              <w:top w:type="dxa" w:w="60"/>
-              <w:left w:type="dxa" w:w="100"/>
-              <w:bottom w:type="dxa" w:w="60"/>
-              <w:right w:type="dxa" w:w="100"/>
-            </w:tcMar>
-          </w:tcPr>
-          <w:p>
-            <w:pPr>
-              <w:bidi/>
-              <w:spacing w:after="0" w:line="276"/>
-              <w:jc w:val="right"/>
-            </w:pPr>
-          </w:p>
-        </w:tc>
-        <w:tc>
-          <w:tcPr>
-            <w:tcW w:type="dxa" w:w="1339"/>
-            <w:tcBorders>
-              <w:top w:val="single" w:color="BFBFBF" w:sz="4"/>
-              <w:left w:val="single" w:color="BFBFBF" w:sz="4"/>
-              <w:bottom w:val="single" w:color="BFBFBF" w:sz="4"/>
-              <w:right w:val="single" w:color="BFBFBF" w:sz="4"/>
-            </w:tcBorders>
-            <w:tcMar>
-              <w:top w:type="dxa" w:w="60"/>
-              <w:left w:type="dxa" w:w="100"/>
-              <w:bottom w:type="dxa" w:w="60"/>
-              <w:right w:type="dxa" w:w="100"/>
-            </w:tcMar>
-          </w:tcPr>
-          <w:p>
-            <w:pPr>
-              <w:bidi/>
-              <w:spacing w:after="0" w:line="276"/>
-              <w:jc w:val="right"/>
-            </w:pPr>
-          </w:p>
-        </w:tc>
-        <w:tc>
-          <w:tcPr>
-            <w:tcW w:type="dxa" w:w="1513"/>
-            <w:tcBorders>
-              <w:top w:val="single" w:color="BFBFBF" w:sz="4"/>
-              <w:left w:val="single" w:color="BFBFBF" w:sz="4"/>
-              <w:bottom w:val="single" w:color="BFBFBF" w:sz="4"/>
-              <w:right w:val="single" w:color="BFBFBF" w:sz="4"/>
-            </w:tcBorders>
-            <w:tcMar>
-              <w:top w:type="dxa" w:w="60"/>
-              <w:left w:type="dxa" w:w="100"/>
-              <w:bottom w:type="dxa" w:w="60"/>
-              <w:right w:type="dxa" w:w="100"/>
-            </w:tcMar>
-          </w:tcPr>
-          <w:p>
-            <w:pPr>
-              <w:bidi/>
-              <w:spacing w:after="0" w:line="276"/>
-              <w:jc w:val="right"/>
-            </w:pPr>
-          </w:p>
-        </w:tc>
-        <w:tc>
-          <w:tcPr>
-            <w:tcW w:type="dxa" w:w="1180"/>
-            <w:tcBorders>
-              <w:top w:val="single" w:color="BFBFBF" w:sz="4"/>
-              <w:left w:val="single" w:color="BFBFBF" w:sz="4"/>
-              <w:bottom w:val="single" w:color="BFBFBF" w:sz="4"/>
-              <w:right w:val="single" w:color="BFBFBF" w:sz="4"/>
-            </w:tcBorders>
-            <w:tcMar>
-              <w:top w:type="dxa" w:w="60"/>
-              <w:left w:type="dxa" w:w="100"/>
-              <w:bottom w:type="dxa" w:w="60"/>
-              <w:right w:type="dxa" w:w="100"/>
-            </w:tcMar>
-          </w:tcPr>
-          <w:p>
-            <w:pPr>
-              <w:bidi/>
-              <w:spacing w:after="0" w:line="276"/>
-              <w:jc w:val="right"/>
-            </w:pPr>
-          </w:p>
-        </w:tc>
-        <w:tc>
-          <w:tcPr>
-            <w:tcW w:type="dxa" w:w="2196"/>
+            <w:tcW w:type="dxa" w:w="1409"/>
+            <w:tcBorders>
+              <w:top w:val="single" w:color="BFBFBF" w:sz="4"/>
+              <w:left w:val="single" w:color="BFBFBF" w:sz="4"/>
+              <w:bottom w:val="single" w:color="BFBFBF" w:sz="4"/>
+              <w:right w:val="single" w:color="BFBFBF" w:sz="4"/>
+            </w:tcBorders>
+            <w:tcMar>
+              <w:top w:type="dxa" w:w="60"/>
+              <w:left w:type="dxa" w:w="100"/>
+              <w:bottom w:type="dxa" w:w="60"/>
+              <w:right w:type="dxa" w:w="100"/>
+            </w:tcMar>
+          </w:tcPr>
+          <w:p>
+            <w:pPr>
+              <w:bidi/>
+              <w:spacing w:after="0" w:line="276"/>
+              <w:jc w:val="right"/>
+            </w:pPr>
+          </w:p>
+        </w:tc>
+        <w:tc>
+          <w:tcPr>
+            <w:tcW w:type="dxa" w:w="1056"/>
+            <w:tcBorders>
+              <w:top w:val="single" w:color="BFBFBF" w:sz="4"/>
+              <w:left w:val="single" w:color="BFBFBF" w:sz="4"/>
+              <w:bottom w:val="single" w:color="BFBFBF" w:sz="4"/>
+              <w:right w:val="single" w:color="BFBFBF" w:sz="4"/>
+            </w:tcBorders>
+            <w:tcMar>
+              <w:top w:type="dxa" w:w="60"/>
+              <w:left w:type="dxa" w:w="100"/>
+              <w:bottom w:type="dxa" w:w="60"/>
+              <w:right w:type="dxa" w:w="100"/>
+            </w:tcMar>
+          </w:tcPr>
+          <w:p>
+            <w:pPr>
+              <w:bidi/>
+              <w:spacing w:after="0" w:line="276"/>
+              <w:jc w:val="right"/>
+            </w:pPr>
+          </w:p>
+        </w:tc>
+        <w:tc>
+          <w:tcPr>
+            <w:tcW w:type="dxa" w:w="1385"/>
+            <w:tcBorders>
+              <w:top w:val="single" w:color="BFBFBF" w:sz="4"/>
+              <w:left w:val="single" w:color="BFBFBF" w:sz="4"/>
+              <w:bottom w:val="single" w:color="BFBFBF" w:sz="4"/>
+              <w:right w:val="single" w:color="BFBFBF" w:sz="4"/>
+            </w:tcBorders>
+            <w:tcMar>
+              <w:top w:type="dxa" w:w="60"/>
+              <w:left w:type="dxa" w:w="100"/>
+              <w:bottom w:type="dxa" w:w="60"/>
+              <w:right w:type="dxa" w:w="100"/>
+            </w:tcMar>
+          </w:tcPr>
+          <w:p>
+            <w:pPr>
+              <w:bidi/>
+              <w:spacing w:after="0" w:line="276"/>
+              <w:jc w:val="right"/>
+            </w:pPr>
+          </w:p>
+        </w:tc>
+        <w:tc>
+          <w:tcPr>
+            <w:tcW w:type="dxa" w:w="1565"/>
+            <w:tcBorders>
+              <w:top w:val="single" w:color="BFBFBF" w:sz="4"/>
+              <w:left w:val="single" w:color="BFBFBF" w:sz="4"/>
+              <w:bottom w:val="single" w:color="BFBFBF" w:sz="4"/>
+              <w:right w:val="single" w:color="BFBFBF" w:sz="4"/>
+            </w:tcBorders>
+            <w:tcMar>
+              <w:top w:type="dxa" w:w="60"/>
+              <w:left w:type="dxa" w:w="100"/>
+              <w:bottom w:type="dxa" w:w="60"/>
+              <w:right w:type="dxa" w:w="100"/>
+            </w:tcMar>
+          </w:tcPr>
+          <w:p>
+            <w:pPr>
+              <w:bidi/>
+              <w:spacing w:after="0" w:line="276"/>
+              <w:jc w:val="right"/>
+            </w:pPr>
+          </w:p>
+        </w:tc>
+        <w:tc>
+          <w:tcPr>
+            <w:tcW w:type="dxa" w:w="1221"/>
+            <w:tcBorders>
+              <w:top w:val="single" w:color="BFBFBF" w:sz="4"/>
+              <w:left w:val="single" w:color="BFBFBF" w:sz="4"/>
+              <w:bottom w:val="single" w:color="BFBFBF" w:sz="4"/>
+              <w:right w:val="single" w:color="BFBFBF" w:sz="4"/>
+            </w:tcBorders>
+            <w:tcMar>
+              <w:top w:type="dxa" w:w="60"/>
+              <w:left w:type="dxa" w:w="100"/>
+              <w:bottom w:type="dxa" w:w="60"/>
+              <w:right w:type="dxa" w:w="100"/>
+            </w:tcMar>
+          </w:tcPr>
+          <w:p>
+            <w:pPr>
+              <w:bidi/>
+              <w:spacing w:after="0" w:line="276"/>
+              <w:jc w:val="right"/>
+            </w:pPr>
+          </w:p>
+        </w:tc>
+        <w:tc>
+          <w:tcPr>
+            <w:tcW w:type="dxa" w:w="2274"/>
             <w:tcBorders>
               <w:top w:val="single" w:color="BFBFBF" w:sz="4"/>
               <w:left w:val="single" w:color="BFBFBF" w:sz="4"/>
@@ -3539,7 +3189,7 @@
         </w:trPr>
         <w:tc>
           <w:tcPr>
-            <w:tcW w:type="dxa" w:w="1028"/>
+            <w:tcW w:type="dxa" w:w="728"/>
             <w:tcBorders>
               <w:top w:val="single" w:color="BFBFBF" w:sz="4"/>
               <w:left w:val="single" w:color="BFBFBF" w:sz="4"/>
@@ -3564,135 +3214,134 @@
                 <w:rFonts w:ascii="IBM Plex Sans Arabic" w:cs="IBM Plex Sans Arabic" w:eastAsia="IBM Plex Sans Arabic" w:hAnsi="IBM Plex Sans Arabic"/>
                 <w:sz w:val="20"/>
                 <w:szCs w:val="20"/>
-                <w:rtl/>
               </w:rPr>
-              <w:t xml:space="preserve">7 (واجب)</w:t>
+              <w:t xml:space="preserve">7</w:t>
             </w:r>
           </w:p>
         </w:tc>
         <w:tc>
           <w:tcPr>
-            <w:tcW w:type="dxa" w:w="1361"/>
-            <w:tcBorders>
-              <w:top w:val="single" w:color="BFBFBF" w:sz="4"/>
-              <w:left w:val="single" w:color="BFBFBF" w:sz="4"/>
-              <w:bottom w:val="single" w:color="BFBFBF" w:sz="4"/>
-              <w:right w:val="single" w:color="BFBFBF" w:sz="4"/>
-            </w:tcBorders>
-            <w:tcMar>
-              <w:top w:type="dxa" w:w="60"/>
-              <w:left w:type="dxa" w:w="100"/>
-              <w:bottom w:type="dxa" w:w="60"/>
-              <w:right w:type="dxa" w:w="100"/>
-            </w:tcMar>
-          </w:tcPr>
-          <w:p>
-            <w:pPr>
-              <w:bidi/>
-              <w:spacing w:after="0" w:line="276"/>
-              <w:jc w:val="right"/>
-            </w:pPr>
-          </w:p>
-        </w:tc>
-        <w:tc>
-          <w:tcPr>
-            <w:tcW w:type="dxa" w:w="1021"/>
-            <w:tcBorders>
-              <w:top w:val="single" w:color="BFBFBF" w:sz="4"/>
-              <w:left w:val="single" w:color="BFBFBF" w:sz="4"/>
-              <w:bottom w:val="single" w:color="BFBFBF" w:sz="4"/>
-              <w:right w:val="single" w:color="BFBFBF" w:sz="4"/>
-            </w:tcBorders>
-            <w:tcMar>
-              <w:top w:type="dxa" w:w="60"/>
-              <w:left w:type="dxa" w:w="100"/>
-              <w:bottom w:type="dxa" w:w="60"/>
-              <w:right w:type="dxa" w:w="100"/>
-            </w:tcMar>
-          </w:tcPr>
-          <w:p>
-            <w:pPr>
-              <w:bidi/>
-              <w:spacing w:after="0" w:line="276"/>
-              <w:jc w:val="right"/>
-            </w:pPr>
-          </w:p>
-        </w:tc>
-        <w:tc>
-          <w:tcPr>
-            <w:tcW w:type="dxa" w:w="1339"/>
-            <w:tcBorders>
-              <w:top w:val="single" w:color="BFBFBF" w:sz="4"/>
-              <w:left w:val="single" w:color="BFBFBF" w:sz="4"/>
-              <w:bottom w:val="single" w:color="BFBFBF" w:sz="4"/>
-              <w:right w:val="single" w:color="BFBFBF" w:sz="4"/>
-            </w:tcBorders>
-            <w:tcMar>
-              <w:top w:type="dxa" w:w="60"/>
-              <w:left w:type="dxa" w:w="100"/>
-              <w:bottom w:type="dxa" w:w="60"/>
-              <w:right w:type="dxa" w:w="100"/>
-            </w:tcMar>
-          </w:tcPr>
-          <w:p>
-            <w:pPr>
-              <w:bidi/>
-              <w:spacing w:after="0" w:line="276"/>
-              <w:jc w:val="right"/>
-            </w:pPr>
-          </w:p>
-        </w:tc>
-        <w:tc>
-          <w:tcPr>
-            <w:tcW w:type="dxa" w:w="1513"/>
-            <w:tcBorders>
-              <w:top w:val="single" w:color="BFBFBF" w:sz="4"/>
-              <w:left w:val="single" w:color="BFBFBF" w:sz="4"/>
-              <w:bottom w:val="single" w:color="BFBFBF" w:sz="4"/>
-              <w:right w:val="single" w:color="BFBFBF" w:sz="4"/>
-            </w:tcBorders>
-            <w:tcMar>
-              <w:top w:type="dxa" w:w="60"/>
-              <w:left w:type="dxa" w:w="100"/>
-              <w:bottom w:type="dxa" w:w="60"/>
-              <w:right w:type="dxa" w:w="100"/>
-            </w:tcMar>
-          </w:tcPr>
-          <w:p>
-            <w:pPr>
-              <w:bidi/>
-              <w:spacing w:after="0" w:line="276"/>
-              <w:jc w:val="right"/>
-            </w:pPr>
-          </w:p>
-        </w:tc>
-        <w:tc>
-          <w:tcPr>
-            <w:tcW w:type="dxa" w:w="1180"/>
-            <w:tcBorders>
-              <w:top w:val="single" w:color="BFBFBF" w:sz="4"/>
-              <w:left w:val="single" w:color="BFBFBF" w:sz="4"/>
-              <w:bottom w:val="single" w:color="BFBFBF" w:sz="4"/>
-              <w:right w:val="single" w:color="BFBFBF" w:sz="4"/>
-            </w:tcBorders>
-            <w:tcMar>
-              <w:top w:type="dxa" w:w="60"/>
-              <w:left w:type="dxa" w:w="100"/>
-              <w:bottom w:type="dxa" w:w="60"/>
-              <w:right w:type="dxa" w:w="100"/>
-            </w:tcMar>
-          </w:tcPr>
-          <w:p>
-            <w:pPr>
-              <w:bidi/>
-              <w:spacing w:after="0" w:line="276"/>
-              <w:jc w:val="right"/>
-            </w:pPr>
-          </w:p>
-        </w:tc>
-        <w:tc>
-          <w:tcPr>
-            <w:tcW w:type="dxa" w:w="2196"/>
+            <w:tcW w:type="dxa" w:w="1409"/>
+            <w:tcBorders>
+              <w:top w:val="single" w:color="BFBFBF" w:sz="4"/>
+              <w:left w:val="single" w:color="BFBFBF" w:sz="4"/>
+              <w:bottom w:val="single" w:color="BFBFBF" w:sz="4"/>
+              <w:right w:val="single" w:color="BFBFBF" w:sz="4"/>
+            </w:tcBorders>
+            <w:tcMar>
+              <w:top w:type="dxa" w:w="60"/>
+              <w:left w:type="dxa" w:w="100"/>
+              <w:bottom w:type="dxa" w:w="60"/>
+              <w:right w:type="dxa" w:w="100"/>
+            </w:tcMar>
+          </w:tcPr>
+          <w:p>
+            <w:pPr>
+              <w:bidi/>
+              <w:spacing w:after="0" w:line="276"/>
+              <w:jc w:val="right"/>
+            </w:pPr>
+          </w:p>
+        </w:tc>
+        <w:tc>
+          <w:tcPr>
+            <w:tcW w:type="dxa" w:w="1056"/>
+            <w:tcBorders>
+              <w:top w:val="single" w:color="BFBFBF" w:sz="4"/>
+              <w:left w:val="single" w:color="BFBFBF" w:sz="4"/>
+              <w:bottom w:val="single" w:color="BFBFBF" w:sz="4"/>
+              <w:right w:val="single" w:color="BFBFBF" w:sz="4"/>
+            </w:tcBorders>
+            <w:tcMar>
+              <w:top w:type="dxa" w:w="60"/>
+              <w:left w:type="dxa" w:w="100"/>
+              <w:bottom w:type="dxa" w:w="60"/>
+              <w:right w:type="dxa" w:w="100"/>
+            </w:tcMar>
+          </w:tcPr>
+          <w:p>
+            <w:pPr>
+              <w:bidi/>
+              <w:spacing w:after="0" w:line="276"/>
+              <w:jc w:val="right"/>
+            </w:pPr>
+          </w:p>
+        </w:tc>
+        <w:tc>
+          <w:tcPr>
+            <w:tcW w:type="dxa" w:w="1385"/>
+            <w:tcBorders>
+              <w:top w:val="single" w:color="BFBFBF" w:sz="4"/>
+              <w:left w:val="single" w:color="BFBFBF" w:sz="4"/>
+              <w:bottom w:val="single" w:color="BFBFBF" w:sz="4"/>
+              <w:right w:val="single" w:color="BFBFBF" w:sz="4"/>
+            </w:tcBorders>
+            <w:tcMar>
+              <w:top w:type="dxa" w:w="60"/>
+              <w:left w:type="dxa" w:w="100"/>
+              <w:bottom w:type="dxa" w:w="60"/>
+              <w:right w:type="dxa" w:w="100"/>
+            </w:tcMar>
+          </w:tcPr>
+          <w:p>
+            <w:pPr>
+              <w:bidi/>
+              <w:spacing w:after="0" w:line="276"/>
+              <w:jc w:val="right"/>
+            </w:pPr>
+          </w:p>
+        </w:tc>
+        <w:tc>
+          <w:tcPr>
+            <w:tcW w:type="dxa" w:w="1565"/>
+            <w:tcBorders>
+              <w:top w:val="single" w:color="BFBFBF" w:sz="4"/>
+              <w:left w:val="single" w:color="BFBFBF" w:sz="4"/>
+              <w:bottom w:val="single" w:color="BFBFBF" w:sz="4"/>
+              <w:right w:val="single" w:color="BFBFBF" w:sz="4"/>
+            </w:tcBorders>
+            <w:tcMar>
+              <w:top w:type="dxa" w:w="60"/>
+              <w:left w:type="dxa" w:w="100"/>
+              <w:bottom w:type="dxa" w:w="60"/>
+              <w:right w:type="dxa" w:w="100"/>
+            </w:tcMar>
+          </w:tcPr>
+          <w:p>
+            <w:pPr>
+              <w:bidi/>
+              <w:spacing w:after="0" w:line="276"/>
+              <w:jc w:val="right"/>
+            </w:pPr>
+          </w:p>
+        </w:tc>
+        <w:tc>
+          <w:tcPr>
+            <w:tcW w:type="dxa" w:w="1221"/>
+            <w:tcBorders>
+              <w:top w:val="single" w:color="BFBFBF" w:sz="4"/>
+              <w:left w:val="single" w:color="BFBFBF" w:sz="4"/>
+              <w:bottom w:val="single" w:color="BFBFBF" w:sz="4"/>
+              <w:right w:val="single" w:color="BFBFBF" w:sz="4"/>
+            </w:tcBorders>
+            <w:tcMar>
+              <w:top w:type="dxa" w:w="60"/>
+              <w:left w:type="dxa" w:w="100"/>
+              <w:bottom w:type="dxa" w:w="60"/>
+              <w:right w:type="dxa" w:w="100"/>
+            </w:tcMar>
+          </w:tcPr>
+          <w:p>
+            <w:pPr>
+              <w:bidi/>
+              <w:spacing w:after="0" w:line="276"/>
+              <w:jc w:val="right"/>
+            </w:pPr>
+          </w:p>
+        </w:tc>
+        <w:tc>
+          <w:tcPr>
+            <w:tcW w:type="dxa" w:w="2274"/>
             <w:tcBorders>
               <w:top w:val="single" w:color="BFBFBF" w:sz="4"/>
               <w:left w:val="single" w:color="BFBFBF" w:sz="4"/>
@@ -3721,7 +3370,7 @@
         </w:trPr>
         <w:tc>
           <w:tcPr>
-            <w:tcW w:type="dxa" w:w="1028"/>
+            <w:tcW w:type="dxa" w:w="728"/>
             <w:tcBorders>
               <w:top w:val="single" w:color="BFBFBF" w:sz="4"/>
               <w:left w:val="single" w:color="BFBFBF" w:sz="4"/>
@@ -3746,135 +3395,134 @@
                 <w:rFonts w:ascii="IBM Plex Sans Arabic" w:cs="IBM Plex Sans Arabic" w:eastAsia="IBM Plex Sans Arabic" w:hAnsi="IBM Plex Sans Arabic"/>
                 <w:sz w:val="20"/>
                 <w:szCs w:val="20"/>
-                <w:rtl/>
               </w:rPr>
-              <w:t xml:space="preserve">8 (واجب)</w:t>
+              <w:t xml:space="preserve">8</w:t>
             </w:r>
           </w:p>
         </w:tc>
         <w:tc>
           <w:tcPr>
-            <w:tcW w:type="dxa" w:w="1361"/>
-            <w:tcBorders>
-              <w:top w:val="single" w:color="BFBFBF" w:sz="4"/>
-              <w:left w:val="single" w:color="BFBFBF" w:sz="4"/>
-              <w:bottom w:val="single" w:color="BFBFBF" w:sz="4"/>
-              <w:right w:val="single" w:color="BFBFBF" w:sz="4"/>
-            </w:tcBorders>
-            <w:tcMar>
-              <w:top w:type="dxa" w:w="60"/>
-              <w:left w:type="dxa" w:w="100"/>
-              <w:bottom w:type="dxa" w:w="60"/>
-              <w:right w:type="dxa" w:w="100"/>
-            </w:tcMar>
-          </w:tcPr>
-          <w:p>
-            <w:pPr>
-              <w:bidi/>
-              <w:spacing w:after="0" w:line="276"/>
-              <w:jc w:val="right"/>
-            </w:pPr>
-          </w:p>
-        </w:tc>
-        <w:tc>
-          <w:tcPr>
-            <w:tcW w:type="dxa" w:w="1021"/>
-            <w:tcBorders>
-              <w:top w:val="single" w:color="BFBFBF" w:sz="4"/>
-              <w:left w:val="single" w:color="BFBFBF" w:sz="4"/>
-              <w:bottom w:val="single" w:color="BFBFBF" w:sz="4"/>
-              <w:right w:val="single" w:color="BFBFBF" w:sz="4"/>
-            </w:tcBorders>
-            <w:tcMar>
-              <w:top w:type="dxa" w:w="60"/>
-              <w:left w:type="dxa" w:w="100"/>
-              <w:bottom w:type="dxa" w:w="60"/>
-              <w:right w:type="dxa" w:w="100"/>
-            </w:tcMar>
-          </w:tcPr>
-          <w:p>
-            <w:pPr>
-              <w:bidi/>
-              <w:spacing w:after="0" w:line="276"/>
-              <w:jc w:val="right"/>
-            </w:pPr>
-          </w:p>
-        </w:tc>
-        <w:tc>
-          <w:tcPr>
-            <w:tcW w:type="dxa" w:w="1339"/>
-            <w:tcBorders>
-              <w:top w:val="single" w:color="BFBFBF" w:sz="4"/>
-              <w:left w:val="single" w:color="BFBFBF" w:sz="4"/>
-              <w:bottom w:val="single" w:color="BFBFBF" w:sz="4"/>
-              <w:right w:val="single" w:color="BFBFBF" w:sz="4"/>
-            </w:tcBorders>
-            <w:tcMar>
-              <w:top w:type="dxa" w:w="60"/>
-              <w:left w:type="dxa" w:w="100"/>
-              <w:bottom w:type="dxa" w:w="60"/>
-              <w:right w:type="dxa" w:w="100"/>
-            </w:tcMar>
-          </w:tcPr>
-          <w:p>
-            <w:pPr>
-              <w:bidi/>
-              <w:spacing w:after="0" w:line="276"/>
-              <w:jc w:val="right"/>
-            </w:pPr>
-          </w:p>
-        </w:tc>
-        <w:tc>
-          <w:tcPr>
-            <w:tcW w:type="dxa" w:w="1513"/>
-            <w:tcBorders>
-              <w:top w:val="single" w:color="BFBFBF" w:sz="4"/>
-              <w:left w:val="single" w:color="BFBFBF" w:sz="4"/>
-              <w:bottom w:val="single" w:color="BFBFBF" w:sz="4"/>
-              <w:right w:val="single" w:color="BFBFBF" w:sz="4"/>
-            </w:tcBorders>
-            <w:tcMar>
-              <w:top w:type="dxa" w:w="60"/>
-              <w:left w:type="dxa" w:w="100"/>
-              <w:bottom w:type="dxa" w:w="60"/>
-              <w:right w:type="dxa" w:w="100"/>
-            </w:tcMar>
-          </w:tcPr>
-          <w:p>
-            <w:pPr>
-              <w:bidi/>
-              <w:spacing w:after="0" w:line="276"/>
-              <w:jc w:val="right"/>
-            </w:pPr>
-          </w:p>
-        </w:tc>
-        <w:tc>
-          <w:tcPr>
-            <w:tcW w:type="dxa" w:w="1180"/>
-            <w:tcBorders>
-              <w:top w:val="single" w:color="BFBFBF" w:sz="4"/>
-              <w:left w:val="single" w:color="BFBFBF" w:sz="4"/>
-              <w:bottom w:val="single" w:color="BFBFBF" w:sz="4"/>
-              <w:right w:val="single" w:color="BFBFBF" w:sz="4"/>
-            </w:tcBorders>
-            <w:tcMar>
-              <w:top w:type="dxa" w:w="60"/>
-              <w:left w:type="dxa" w:w="100"/>
-              <w:bottom w:type="dxa" w:w="60"/>
-              <w:right w:type="dxa" w:w="100"/>
-            </w:tcMar>
-          </w:tcPr>
-          <w:p>
-            <w:pPr>
-              <w:bidi/>
-              <w:spacing w:after="0" w:line="276"/>
-              <w:jc w:val="right"/>
-            </w:pPr>
-          </w:p>
-        </w:tc>
-        <w:tc>
-          <w:tcPr>
-            <w:tcW w:type="dxa" w:w="2196"/>
+            <w:tcW w:type="dxa" w:w="1409"/>
+            <w:tcBorders>
+              <w:top w:val="single" w:color="BFBFBF" w:sz="4"/>
+              <w:left w:val="single" w:color="BFBFBF" w:sz="4"/>
+              <w:bottom w:val="single" w:color="BFBFBF" w:sz="4"/>
+              <w:right w:val="single" w:color="BFBFBF" w:sz="4"/>
+            </w:tcBorders>
+            <w:tcMar>
+              <w:top w:type="dxa" w:w="60"/>
+              <w:left w:type="dxa" w:w="100"/>
+              <w:bottom w:type="dxa" w:w="60"/>
+              <w:right w:type="dxa" w:w="100"/>
+            </w:tcMar>
+          </w:tcPr>
+          <w:p>
+            <w:pPr>
+              <w:bidi/>
+              <w:spacing w:after="0" w:line="276"/>
+              <w:jc w:val="right"/>
+            </w:pPr>
+          </w:p>
+        </w:tc>
+        <w:tc>
+          <w:tcPr>
+            <w:tcW w:type="dxa" w:w="1056"/>
+            <w:tcBorders>
+              <w:top w:val="single" w:color="BFBFBF" w:sz="4"/>
+              <w:left w:val="single" w:color="BFBFBF" w:sz="4"/>
+              <w:bottom w:val="single" w:color="BFBFBF" w:sz="4"/>
+              <w:right w:val="single" w:color="BFBFBF" w:sz="4"/>
+            </w:tcBorders>
+            <w:tcMar>
+              <w:top w:type="dxa" w:w="60"/>
+              <w:left w:type="dxa" w:w="100"/>
+              <w:bottom w:type="dxa" w:w="60"/>
+              <w:right w:type="dxa" w:w="100"/>
+            </w:tcMar>
+          </w:tcPr>
+          <w:p>
+            <w:pPr>
+              <w:bidi/>
+              <w:spacing w:after="0" w:line="276"/>
+              <w:jc w:val="right"/>
+            </w:pPr>
+          </w:p>
+        </w:tc>
+        <w:tc>
+          <w:tcPr>
+            <w:tcW w:type="dxa" w:w="1385"/>
+            <w:tcBorders>
+              <w:top w:val="single" w:color="BFBFBF" w:sz="4"/>
+              <w:left w:val="single" w:color="BFBFBF" w:sz="4"/>
+              <w:bottom w:val="single" w:color="BFBFBF" w:sz="4"/>
+              <w:right w:val="single" w:color="BFBFBF" w:sz="4"/>
+            </w:tcBorders>
+            <w:tcMar>
+              <w:top w:type="dxa" w:w="60"/>
+              <w:left w:type="dxa" w:w="100"/>
+              <w:bottom w:type="dxa" w:w="60"/>
+              <w:right w:type="dxa" w:w="100"/>
+            </w:tcMar>
+          </w:tcPr>
+          <w:p>
+            <w:pPr>
+              <w:bidi/>
+              <w:spacing w:after="0" w:line="276"/>
+              <w:jc w:val="right"/>
+            </w:pPr>
+          </w:p>
+        </w:tc>
+        <w:tc>
+          <w:tcPr>
+            <w:tcW w:type="dxa" w:w="1565"/>
+            <w:tcBorders>
+              <w:top w:val="single" w:color="BFBFBF" w:sz="4"/>
+              <w:left w:val="single" w:color="BFBFBF" w:sz="4"/>
+              <w:bottom w:val="single" w:color="BFBFBF" w:sz="4"/>
+              <w:right w:val="single" w:color="BFBFBF" w:sz="4"/>
+            </w:tcBorders>
+            <w:tcMar>
+              <w:top w:type="dxa" w:w="60"/>
+              <w:left w:type="dxa" w:w="100"/>
+              <w:bottom w:type="dxa" w:w="60"/>
+              <w:right w:type="dxa" w:w="100"/>
+            </w:tcMar>
+          </w:tcPr>
+          <w:p>
+            <w:pPr>
+              <w:bidi/>
+              <w:spacing w:after="0" w:line="276"/>
+              <w:jc w:val="right"/>
+            </w:pPr>
+          </w:p>
+        </w:tc>
+        <w:tc>
+          <w:tcPr>
+            <w:tcW w:type="dxa" w:w="1221"/>
+            <w:tcBorders>
+              <w:top w:val="single" w:color="BFBFBF" w:sz="4"/>
+              <w:left w:val="single" w:color="BFBFBF" w:sz="4"/>
+              <w:bottom w:val="single" w:color="BFBFBF" w:sz="4"/>
+              <w:right w:val="single" w:color="BFBFBF" w:sz="4"/>
+            </w:tcBorders>
+            <w:tcMar>
+              <w:top w:type="dxa" w:w="60"/>
+              <w:left w:type="dxa" w:w="100"/>
+              <w:bottom w:type="dxa" w:w="60"/>
+              <w:right w:type="dxa" w:w="100"/>
+            </w:tcMar>
+          </w:tcPr>
+          <w:p>
+            <w:pPr>
+              <w:bidi/>
+              <w:spacing w:after="0" w:line="276"/>
+              <w:jc w:val="right"/>
+            </w:pPr>
+          </w:p>
+        </w:tc>
+        <w:tc>
+          <w:tcPr>
+            <w:tcW w:type="dxa" w:w="2274"/>
             <w:tcBorders>
               <w:top w:val="single" w:color="BFBFBF" w:sz="4"/>
               <w:left w:val="single" w:color="BFBFBF" w:sz="4"/>
@@ -3916,13 +3564,30 @@
           <w:szCs w:val="22"/>
           <w:rtl/>
         </w:rPr>
-        <w:t xml:space="preserve">بعد إكمال الجدول بنفسك، اعرضه على زميلك. اختارا معاً مهمة واحدة اختلفتما في تقديرها، واكتبا سبب الاختلاف في سطرين.</w:t>
+        <w:t xml:space="preserve">بعد إكمال الجدول، اعرضه على زميلك. اختارا معاً مهمة واحدة اختلفتما في تقديرها، واكتبا سبب الاختلاف في سطرين.</w:t>
       </w:r>
     </w:p>
     <w:p>
       <w:pPr>
         <w:bidi/>
         <w:spacing w:after="120" w:line="300"/>
+        <w:jc w:val="right"/>
+      </w:pPr>
+      <w:r>
+        <w:rPr>
+          <w:rFonts w:ascii="IBM Plex Sans Arabic" w:cs="IBM Plex Sans Arabic" w:eastAsia="IBM Plex Sans Arabic" w:hAnsi="IBM Plex Sans Arabic"/>
+          <w:sz w:val="22"/>
+          <w:szCs w:val="22"/>
+          <w:rtl/>
+        </w:rPr>
+        <w:t xml:space="preserve">ثم اقرأ الإقرار الآتي بتمعن، واسأل الأستاذ عن أي بند غير واضح، ووقّعه.</w:t>
+      </w:r>
+    </w:p>
+    <w:p>
+      <w:pPr>
+        <w:pStyle w:val="Heading2"/>
+        <w:bidi/>
+        <w:spacing w:after="120" w:before="240"/>
         <w:jc w:val="right"/>
       </w:pPr>
       <w:r>
@@ -3930,20 +3595,262 @@
           <w:rFonts w:ascii="IBM Plex Sans Arabic" w:cs="IBM Plex Sans Arabic" w:eastAsia="IBM Plex Sans Arabic" w:hAnsi="IBM Plex Sans Arabic"/>
           <w:b/>
           <w:bCs/>
-          <w:sz w:val="22"/>
-          <w:szCs w:val="22"/>
-          <w:rtl/>
-        </w:rPr>
-        <w:t xml:space="preserve">للمجموعات السريعة:</w:t>
-      </w:r>
-      <w:r>
-        <w:rPr>
-          <w:rFonts w:ascii="IBM Plex Sans Arabic" w:cs="IBM Plex Sans Arabic" w:eastAsia="IBM Plex Sans Arabic" w:hAnsi="IBM Plex Sans Arabic"/>
-          <w:sz w:val="22"/>
-          <w:szCs w:val="22"/>
-          <w:rtl/>
-        </w:rPr>
-        <w:t xml:space="preserve"> اعرض جدولك على كلود واطلب منه أن ينتقد ثلاثة من تصنيفاتك بالتحديد. لا تغيّر أي تصنيف إلا إذا اقتنعت بالمبرر، واكتب بجانب كل تغيير سببه.</w:t>
+          <w:color w:val="2E75B6"/>
+          <w:sz w:val="25"/>
+          <w:szCs w:val="25"/>
+          <w:rtl/>
+        </w:rPr>
+        <w:t xml:space="preserve">إقرار الاستخدام المسؤول للذكاء الاصطناعي</w:t>
+      </w:r>
+    </w:p>
+    <w:p>
+      <w:pPr>
+        <w:bidi/>
+        <w:spacing w:after="120" w:line="300"/>
+        <w:jc w:val="right"/>
+      </w:pPr>
+      <w:r>
+        <w:rPr>
+          <w:rFonts w:ascii="IBM Plex Sans Arabic" w:cs="IBM Plex Sans Arabic" w:eastAsia="IBM Plex Sans Arabic" w:hAnsi="IBM Plex Sans Arabic"/>
+          <w:sz w:val="22"/>
+          <w:szCs w:val="22"/>
+          <w:rtl/>
+        </w:rPr>
+        <w:t xml:space="preserve">مساق القياس والتقويم التربوي · دبلوم الدراسات العليا المهني في التدريس</w:t>
+      </w:r>
+    </w:p>
+    <w:p>
+      <w:pPr>
+        <w:bidi/>
+        <w:spacing w:after="120" w:line="300"/>
+        <w:jc w:val="right"/>
+      </w:pPr>
+      <w:r>
+        <w:rPr>
+          <w:rFonts w:ascii="IBM Plex Sans Arabic" w:cs="IBM Plex Sans Arabic" w:eastAsia="IBM Plex Sans Arabic" w:hAnsi="IBM Plex Sans Arabic"/>
+          <w:sz w:val="22"/>
+          <w:szCs w:val="22"/>
+          <w:rtl/>
+        </w:rPr>
+        <w:t xml:space="preserve">أنا الطالب الموقّع أدناه، أقرّ بأنني اطلعت على مستويات استخدام الذكاء الاصطناعي في هذا المساق، وأتعهد بما يأتي:</w:t>
+      </w:r>
+    </w:p>
+    <w:p>
+      <w:pPr>
+        <w:pStyle w:val="ListParagraph"/>
+        <w:keepNext/>
+        <w:numPr>
+          <w:ilvl w:val="0"/>
+          <w:numId w:val="6"/>
+        </w:numPr>
+        <w:bidi/>
+        <w:spacing w:after="60" w:before="80" w:line="300"/>
+        <w:jc w:val="right"/>
+      </w:pPr>
+      <w:r>
+        <w:rPr>
+          <w:rFonts w:ascii="IBM Plex Sans Arabic" w:cs="IBM Plex Sans Arabic" w:eastAsia="IBM Plex Sans Arabic" w:hAnsi="IBM Plex Sans Arabic"/>
+          <w:sz w:val="22"/>
+          <w:szCs w:val="22"/>
+          <w:rtl/>
+        </w:rPr>
+        <w:t xml:space="preserve">ألتزم بمستوى الاستخدام المعلن لكل مهمة، ولا أستخدم أي أداة ذكاء اصطناعي في المهام ذات المستوى 0، ومنها اختبار منتصف الفصل والمناقشة الشفهية النهائية وتذاكر الخروج.</w:t>
+      </w:r>
+    </w:p>
+    <w:p>
+      <w:pPr>
+        <w:pStyle w:val="ListParagraph"/>
+        <w:keepNext/>
+        <w:numPr>
+          <w:ilvl w:val="0"/>
+          <w:numId w:val="6"/>
+        </w:numPr>
+        <w:bidi/>
+        <w:spacing w:after="60" w:before="80" w:line="300"/>
+        <w:jc w:val="right"/>
+      </w:pPr>
+      <w:r>
+        <w:rPr>
+          <w:rFonts w:ascii="IBM Plex Sans Arabic" w:cs="IBM Plex Sans Arabic" w:eastAsia="IBM Plex Sans Arabic" w:hAnsi="IBM Plex Sans Arabic"/>
+          <w:sz w:val="22"/>
+          <w:szCs w:val="22"/>
+          <w:rtl/>
+        </w:rPr>
+        <w:t xml:space="preserve">أفصح عن كل استخدام للذكاء الاصطناعي في عملي، وأرفق رابط المحادثة أو ملف تصديرها في المهام ذات المستويين 2 و 3، وأبيّن ما قبلته من مقترحات كلود وما رفضته ولماذا.</w:t>
+      </w:r>
+    </w:p>
+    <w:p>
+      <w:pPr>
+        <w:pStyle w:val="ListParagraph"/>
+        <w:keepNext/>
+        <w:numPr>
+          <w:ilvl w:val="0"/>
+          <w:numId w:val="6"/>
+        </w:numPr>
+        <w:bidi/>
+        <w:spacing w:after="60" w:before="80" w:line="300"/>
+        <w:jc w:val="right"/>
+      </w:pPr>
+      <w:r>
+        <w:rPr>
+          <w:rFonts w:ascii="IBM Plex Sans Arabic" w:cs="IBM Plex Sans Arabic" w:eastAsia="IBM Plex Sans Arabic" w:hAnsi="IBM Plex Sans Arabic"/>
+          <w:sz w:val="22"/>
+          <w:szCs w:val="22"/>
+          <w:rtl/>
+        </w:rPr>
+        <w:t xml:space="preserve">لا أعتمد أي رقم أو تعريف أو مرجع يقدّمه كلود قبل التحقق منه بنفسي: الأرقام بكود ظاهر وحساب مستقل، والتعريفات بالمحتوى العلمي والقراءات، والمراجع بالتأكد من وجودها.</w:t>
+      </w:r>
+    </w:p>
+    <w:p>
+      <w:pPr>
+        <w:pStyle w:val="ListParagraph"/>
+        <w:keepNext/>
+        <w:numPr>
+          <w:ilvl w:val="0"/>
+          <w:numId w:val="6"/>
+        </w:numPr>
+        <w:bidi/>
+        <w:spacing w:after="60" w:before="80" w:line="300"/>
+        <w:jc w:val="right"/>
+      </w:pPr>
+      <w:r>
+        <w:rPr>
+          <w:rFonts w:ascii="IBM Plex Sans Arabic" w:cs="IBM Plex Sans Arabic" w:eastAsia="IBM Plex Sans Arabic" w:hAnsi="IBM Plex Sans Arabic"/>
+          <w:sz w:val="22"/>
+          <w:szCs w:val="22"/>
+          <w:rtl/>
+        </w:rPr>
+        <w:t xml:space="preserve">لا أرفع إلى أي أداة ذكاء اصطناعي أسماء طلبة حقيقيين أو أرقامهم أو أي بيانات تكشف هويتهم أو ظروفهم، وأستبدلها برموز قبل أي رفع.</w:t>
+      </w:r>
+    </w:p>
+    <w:p>
+      <w:pPr>
+        <w:pStyle w:val="ListParagraph"/>
+        <w:keepNext/>
+        <w:numPr>
+          <w:ilvl w:val="0"/>
+          <w:numId w:val="6"/>
+        </w:numPr>
+        <w:bidi/>
+        <w:spacing w:after="60" w:before="80" w:line="300"/>
+        <w:jc w:val="right"/>
+      </w:pPr>
+      <w:r>
+        <w:rPr>
+          <w:rFonts w:ascii="IBM Plex Sans Arabic" w:cs="IBM Plex Sans Arabic" w:eastAsia="IBM Plex Sans Arabic" w:hAnsi="IBM Plex Sans Arabic"/>
+          <w:sz w:val="22"/>
+          <w:szCs w:val="22"/>
+          <w:rtl/>
+        </w:rPr>
+        <w:t xml:space="preserve">أتحمّل المسؤولية الكاملة عن كل حكم تقويمي أصدره وكل قرار أتخذه في عملي، سواء شارك فيه كلود أم لا.</w:t>
+      </w:r>
+    </w:p>
+    <w:p>
+      <w:pPr>
+        <w:pStyle w:val="ListParagraph"/>
+        <w:keepNext/>
+        <w:numPr>
+          <w:ilvl w:val="0"/>
+          <w:numId w:val="6"/>
+        </w:numPr>
+        <w:bidi/>
+        <w:spacing w:after="60" w:before="80" w:line="300"/>
+        <w:jc w:val="right"/>
+      </w:pPr>
+      <w:r>
+        <w:rPr>
+          <w:rFonts w:ascii="IBM Plex Sans Arabic" w:cs="IBM Plex Sans Arabic" w:eastAsia="IBM Plex Sans Arabic" w:hAnsi="IBM Plex Sans Arabic"/>
+          <w:sz w:val="22"/>
+          <w:szCs w:val="22"/>
+          <w:rtl/>
+        </w:rPr>
+        <w:t xml:space="preserve">أعلم أن الاستخدام غير المعلن، أو تجاوز المستوى المسموح به، يُعامل مخالفة للنزاهة الأكاديمية وفق سياسات الجامعة.</w:t>
+      </w:r>
+    </w:p>
+    <w:p>
+      <w:pPr>
+        <w:pStyle w:val="ListParagraph"/>
+        <w:keepNext/>
+        <w:numPr>
+          <w:ilvl w:val="0"/>
+          <w:numId w:val="6"/>
+        </w:numPr>
+        <w:bidi/>
+        <w:spacing w:after="60" w:before="80" w:line="300"/>
+        <w:jc w:val="right"/>
+      </w:pPr>
+      <w:r>
+        <w:rPr>
+          <w:rFonts w:ascii="IBM Plex Sans Arabic" w:cs="IBM Plex Sans Arabic" w:eastAsia="IBM Plex Sans Arabic" w:hAnsi="IBM Plex Sans Arabic"/>
+          <w:sz w:val="22"/>
+          <w:szCs w:val="22"/>
+          <w:rtl/>
+        </w:rPr>
+        <w:t xml:space="preserve">أنقل هذه المبادئ إلى صفي: أعلن لطلبتي مستوى الاستخدام المسموح به في كل مهمة، وأصمّم مهامي بحيث تبقى درجاتها معبّرة عما أريد قياسه.</w:t>
+      </w:r>
+    </w:p>
+    <w:p>
+      <w:pPr>
+        <w:bidi/>
+        <w:spacing w:after="120" w:line="300"/>
+        <w:jc w:val="right"/>
+      </w:pPr>
+      <w:r>
+        <w:rPr>
+          <w:rFonts w:ascii="IBM Plex Sans Arabic" w:cs="IBM Plex Sans Arabic" w:eastAsia="IBM Plex Sans Arabic" w:hAnsi="IBM Plex Sans Arabic"/>
+          <w:sz w:val="22"/>
+          <w:szCs w:val="22"/>
+          <w:rtl/>
+        </w:rPr>
+        <w:t xml:space="preserve">اسم الطالب: ........................................</w:t>
+      </w:r>
+    </w:p>
+    <w:p>
+      <w:pPr>
+        <w:bidi/>
+        <w:spacing w:after="120" w:line="300"/>
+        <w:jc w:val="right"/>
+      </w:pPr>
+      <w:r>
+        <w:rPr>
+          <w:rFonts w:ascii="IBM Plex Sans Arabic" w:cs="IBM Plex Sans Arabic" w:eastAsia="IBM Plex Sans Arabic" w:hAnsi="IBM Plex Sans Arabic"/>
+          <w:sz w:val="22"/>
+          <w:szCs w:val="22"/>
+          <w:rtl/>
+        </w:rPr>
+        <w:t xml:space="preserve">الرقم الجامعي: ........................................</w:t>
+      </w:r>
+    </w:p>
+    <w:p>
+      <w:pPr>
+        <w:bidi/>
+        <w:spacing w:after="120" w:line="300"/>
+        <w:jc w:val="right"/>
+      </w:pPr>
+      <w:r>
+        <w:rPr>
+          <w:rFonts w:ascii="IBM Plex Sans Arabic" w:cs="IBM Plex Sans Arabic" w:eastAsia="IBM Plex Sans Arabic" w:hAnsi="IBM Plex Sans Arabic"/>
+          <w:sz w:val="22"/>
+          <w:szCs w:val="22"/>
+          <w:rtl/>
+        </w:rPr>
+        <w:t xml:space="preserve">التوقيع: ........................................</w:t>
+      </w:r>
+    </w:p>
+    <w:p>
+      <w:pPr>
+        <w:bidi/>
+        <w:spacing w:after="120" w:line="300"/>
+        <w:jc w:val="right"/>
+      </w:pPr>
+      <w:r>
+        <w:rPr>
+          <w:rFonts w:ascii="IBM Plex Sans Arabic" w:cs="IBM Plex Sans Arabic" w:eastAsia="IBM Plex Sans Arabic" w:hAnsi="IBM Plex Sans Arabic"/>
+          <w:sz w:val="22"/>
+          <w:szCs w:val="22"/>
+          <w:rtl/>
+        </w:rPr>
+        <w:t xml:space="preserve">التاريخ: ........................................</w:t>
       </w:r>
     </w:p>
     <w:p>
@@ -3963,312 +3870,6 @@
           <w:szCs w:val="30"/>
           <w:rtl/>
         </w:rPr>
-        <w:t xml:space="preserve">الخطوة 5: إقرار الاستخدام المسؤول (5 دقائق)</w:t>
-      </w:r>
-    </w:p>
-    <w:p>
-      <w:pPr>
-        <w:bidi/>
-        <w:spacing w:after="120" w:line="300"/>
-        <w:jc w:val="right"/>
-      </w:pPr>
-      <w:r>
-        <w:rPr>
-          <w:rFonts w:ascii="IBM Plex Sans Arabic" w:cs="IBM Plex Sans Arabic" w:eastAsia="IBM Plex Sans Arabic" w:hAnsi="IBM Plex Sans Arabic"/>
-          <w:sz w:val="22"/>
-          <w:szCs w:val="22"/>
-          <w:rtl/>
-        </w:rPr>
-        <w:t xml:space="preserve">اقرأ الإقرار الآتي بتمعن، واسأل الأستاذ عن أي بند غير واضح، ثم وقّعه.</w:t>
-      </w:r>
-    </w:p>
-    <w:p>
-      <w:pPr>
-        <w:pStyle w:val="Heading2"/>
-        <w:bidi/>
-        <w:spacing w:after="120" w:before="240"/>
-        <w:jc w:val="right"/>
-      </w:pPr>
-      <w:r>
-        <w:rPr>
-          <w:rFonts w:ascii="IBM Plex Sans Arabic" w:cs="IBM Plex Sans Arabic" w:eastAsia="IBM Plex Sans Arabic" w:hAnsi="IBM Plex Sans Arabic"/>
-          <w:b/>
-          <w:bCs/>
-          <w:color w:val="2E75B6"/>
-          <w:sz w:val="25"/>
-          <w:szCs w:val="25"/>
-          <w:rtl/>
-        </w:rPr>
-        <w:t xml:space="preserve">إقرار الاستخدام المسؤول للذكاء الاصطناعي</w:t>
-      </w:r>
-    </w:p>
-    <w:p>
-      <w:pPr>
-        <w:bidi/>
-        <w:spacing w:after="120" w:line="300"/>
-        <w:jc w:val="right"/>
-      </w:pPr>
-      <w:r>
-        <w:rPr>
-          <w:rFonts w:ascii="IBM Plex Sans Arabic" w:cs="IBM Plex Sans Arabic" w:eastAsia="IBM Plex Sans Arabic" w:hAnsi="IBM Plex Sans Arabic"/>
-          <w:sz w:val="22"/>
-          <w:szCs w:val="22"/>
-          <w:rtl/>
-        </w:rPr>
-        <w:t xml:space="preserve">مساق القياس والتقويم التربوي · دبلوم الدراسات العليا المهني في التدريس</w:t>
-      </w:r>
-    </w:p>
-    <w:p>
-      <w:pPr>
-        <w:bidi/>
-        <w:spacing w:after="120" w:line="300"/>
-        <w:jc w:val="right"/>
-      </w:pPr>
-      <w:r>
-        <w:rPr>
-          <w:rFonts w:ascii="IBM Plex Sans Arabic" w:cs="IBM Plex Sans Arabic" w:eastAsia="IBM Plex Sans Arabic" w:hAnsi="IBM Plex Sans Arabic"/>
-          <w:sz w:val="22"/>
-          <w:szCs w:val="22"/>
-          <w:rtl/>
-        </w:rPr>
-        <w:t xml:space="preserve">أنا الطالب الموقّع أدناه، أقرّ بأنني اطلعت على مستويات استخدام الذكاء الاصطناعي في هذا المساق، وأتعهد بما يأتي:</w:t>
-      </w:r>
-    </w:p>
-    <w:p>
-      <w:pPr>
-        <w:pStyle w:val="ListParagraph"/>
-        <w:keepNext/>
-        <w:numPr>
-          <w:ilvl w:val="0"/>
-          <w:numId w:val="5"/>
-        </w:numPr>
-        <w:bidi/>
-        <w:spacing w:after="60" w:before="80" w:line="300"/>
-        <w:jc w:val="right"/>
-      </w:pPr>
-      <w:r>
-        <w:rPr>
-          <w:rFonts w:ascii="IBM Plex Sans Arabic" w:cs="IBM Plex Sans Arabic" w:eastAsia="IBM Plex Sans Arabic" w:hAnsi="IBM Plex Sans Arabic"/>
-          <w:sz w:val="22"/>
-          <w:szCs w:val="22"/>
-          <w:rtl/>
-        </w:rPr>
-        <w:t xml:space="preserve">ألتزم بمستوى الاستخدام المعلن لكل مهمة، ولا أستخدم أي أداة ذكاء اصطناعي في المهام ذات المستوى 0، ومنها اختبار منتصف الفصل والمناقشة الشفهية النهائية وتذاكر الخروج.</w:t>
-      </w:r>
-    </w:p>
-    <w:p>
-      <w:pPr>
-        <w:pStyle w:val="ListParagraph"/>
-        <w:keepNext/>
-        <w:numPr>
-          <w:ilvl w:val="0"/>
-          <w:numId w:val="5"/>
-        </w:numPr>
-        <w:bidi/>
-        <w:spacing w:after="60" w:before="80" w:line="300"/>
-        <w:jc w:val="right"/>
-      </w:pPr>
-      <w:r>
-        <w:rPr>
-          <w:rFonts w:ascii="IBM Plex Sans Arabic" w:cs="IBM Plex Sans Arabic" w:eastAsia="IBM Plex Sans Arabic" w:hAnsi="IBM Plex Sans Arabic"/>
-          <w:sz w:val="22"/>
-          <w:szCs w:val="22"/>
-          <w:rtl/>
-        </w:rPr>
-        <w:t xml:space="preserve">أفصح عن كل استخدام للذكاء الاصطناعي في عملي، وأرفق رابط المحادثة أو ملف تصديرها في المهام ذات المستويين 2 و 3، وأبيّن ما قبلته من مقترحات كلود وما رفضته ولماذا.</w:t>
-      </w:r>
-    </w:p>
-    <w:p>
-      <w:pPr>
-        <w:pStyle w:val="ListParagraph"/>
-        <w:keepNext/>
-        <w:numPr>
-          <w:ilvl w:val="0"/>
-          <w:numId w:val="5"/>
-        </w:numPr>
-        <w:bidi/>
-        <w:spacing w:after="60" w:before="80" w:line="300"/>
-        <w:jc w:val="right"/>
-      </w:pPr>
-      <w:r>
-        <w:rPr>
-          <w:rFonts w:ascii="IBM Plex Sans Arabic" w:cs="IBM Plex Sans Arabic" w:eastAsia="IBM Plex Sans Arabic" w:hAnsi="IBM Plex Sans Arabic"/>
-          <w:sz w:val="22"/>
-          <w:szCs w:val="22"/>
-          <w:rtl/>
-        </w:rPr>
-        <w:t xml:space="preserve">لا أعتمد أي رقم أو تعريف أو مرجع يقدّمه كلود قبل التحقق منه بنفسي: الأرقام بكود ظاهر وحساب مستقل، والتعريفات بالمحتوى العلمي والقراءات، والمراجع بالتأكد من وجودها.</w:t>
-      </w:r>
-    </w:p>
-    <w:p>
-      <w:pPr>
-        <w:pStyle w:val="ListParagraph"/>
-        <w:keepNext/>
-        <w:numPr>
-          <w:ilvl w:val="0"/>
-          <w:numId w:val="5"/>
-        </w:numPr>
-        <w:bidi/>
-        <w:spacing w:after="60" w:before="80" w:line="300"/>
-        <w:jc w:val="right"/>
-      </w:pPr>
-      <w:r>
-        <w:rPr>
-          <w:rFonts w:ascii="IBM Plex Sans Arabic" w:cs="IBM Plex Sans Arabic" w:eastAsia="IBM Plex Sans Arabic" w:hAnsi="IBM Plex Sans Arabic"/>
-          <w:sz w:val="22"/>
-          <w:szCs w:val="22"/>
-          <w:rtl/>
-        </w:rPr>
-        <w:t xml:space="preserve">لا أرفع إلى أي أداة ذكاء اصطناعي أسماء طلبة حقيقيين أو أرقامهم أو أي بيانات تكشف هويتهم أو ظروفهم، وأستبدلها برموز قبل أي رفع.</w:t>
-      </w:r>
-    </w:p>
-    <w:p>
-      <w:pPr>
-        <w:pStyle w:val="ListParagraph"/>
-        <w:keepNext/>
-        <w:numPr>
-          <w:ilvl w:val="0"/>
-          <w:numId w:val="5"/>
-        </w:numPr>
-        <w:bidi/>
-        <w:spacing w:after="60" w:before="80" w:line="300"/>
-        <w:jc w:val="right"/>
-      </w:pPr>
-      <w:r>
-        <w:rPr>
-          <w:rFonts w:ascii="IBM Plex Sans Arabic" w:cs="IBM Plex Sans Arabic" w:eastAsia="IBM Plex Sans Arabic" w:hAnsi="IBM Plex Sans Arabic"/>
-          <w:sz w:val="22"/>
-          <w:szCs w:val="22"/>
-          <w:rtl/>
-        </w:rPr>
-        <w:t xml:space="preserve">أتحمّل المسؤولية الكاملة عن كل حكم تقويمي أصدره وكل قرار أتخذه في عملي، سواء شارك فيه كلود أم لا.</w:t>
-      </w:r>
-    </w:p>
-    <w:p>
-      <w:pPr>
-        <w:pStyle w:val="ListParagraph"/>
-        <w:keepNext/>
-        <w:numPr>
-          <w:ilvl w:val="0"/>
-          <w:numId w:val="5"/>
-        </w:numPr>
-        <w:bidi/>
-        <w:spacing w:after="60" w:before="80" w:line="300"/>
-        <w:jc w:val="right"/>
-      </w:pPr>
-      <w:r>
-        <w:rPr>
-          <w:rFonts w:ascii="IBM Plex Sans Arabic" w:cs="IBM Plex Sans Arabic" w:eastAsia="IBM Plex Sans Arabic" w:hAnsi="IBM Plex Sans Arabic"/>
-          <w:sz w:val="22"/>
-          <w:szCs w:val="22"/>
-          <w:rtl/>
-        </w:rPr>
-        <w:t xml:space="preserve">أعلم أن الاستخدام غير المعلن، أو تجاوز المستوى المسموح به، يُعامل مخالفة للنزاهة الأكاديمية وفق سياسات الجامعة.</w:t>
-      </w:r>
-    </w:p>
-    <w:p>
-      <w:pPr>
-        <w:pStyle w:val="ListParagraph"/>
-        <w:keepNext/>
-        <w:numPr>
-          <w:ilvl w:val="0"/>
-          <w:numId w:val="5"/>
-        </w:numPr>
-        <w:bidi/>
-        <w:spacing w:after="60" w:before="80" w:line="300"/>
-        <w:jc w:val="right"/>
-      </w:pPr>
-      <w:r>
-        <w:rPr>
-          <w:rFonts w:ascii="IBM Plex Sans Arabic" w:cs="IBM Plex Sans Arabic" w:eastAsia="IBM Plex Sans Arabic" w:hAnsi="IBM Plex Sans Arabic"/>
-          <w:sz w:val="22"/>
-          <w:szCs w:val="22"/>
-          <w:rtl/>
-        </w:rPr>
-        <w:t xml:space="preserve">أنقل هذه المبادئ إلى صفي: أعلن لطلبتي مستوى الاستخدام المسموح به في كل مهمة، وأصمّم مهامي بحيث تبقى درجاتها معبّرة عما أريد قياسه.</w:t>
-      </w:r>
-    </w:p>
-    <w:p>
-      <w:pPr>
-        <w:bidi/>
-        <w:spacing w:after="120" w:line="300"/>
-        <w:jc w:val="right"/>
-      </w:pPr>
-      <w:r>
-        <w:rPr>
-          <w:rFonts w:ascii="IBM Plex Sans Arabic" w:cs="IBM Plex Sans Arabic" w:eastAsia="IBM Plex Sans Arabic" w:hAnsi="IBM Plex Sans Arabic"/>
-          <w:sz w:val="22"/>
-          <w:szCs w:val="22"/>
-          <w:rtl/>
-        </w:rPr>
-        <w:t xml:space="preserve">اسم الطالب: ........................................</w:t>
-      </w:r>
-    </w:p>
-    <w:p>
-      <w:pPr>
-        <w:bidi/>
-        <w:spacing w:after="120" w:line="300"/>
-        <w:jc w:val="right"/>
-      </w:pPr>
-      <w:r>
-        <w:rPr>
-          <w:rFonts w:ascii="IBM Plex Sans Arabic" w:cs="IBM Plex Sans Arabic" w:eastAsia="IBM Plex Sans Arabic" w:hAnsi="IBM Plex Sans Arabic"/>
-          <w:sz w:val="22"/>
-          <w:szCs w:val="22"/>
-          <w:rtl/>
-        </w:rPr>
-        <w:t xml:space="preserve">الرقم الجامعي: ........................................</w:t>
-      </w:r>
-    </w:p>
-    <w:p>
-      <w:pPr>
-        <w:bidi/>
-        <w:spacing w:after="120" w:line="300"/>
-        <w:jc w:val="right"/>
-      </w:pPr>
-      <w:r>
-        <w:rPr>
-          <w:rFonts w:ascii="IBM Plex Sans Arabic" w:cs="IBM Plex Sans Arabic" w:eastAsia="IBM Plex Sans Arabic" w:hAnsi="IBM Plex Sans Arabic"/>
-          <w:sz w:val="22"/>
-          <w:szCs w:val="22"/>
-          <w:rtl/>
-        </w:rPr>
-        <w:t xml:space="preserve">التوقيع: ........................................</w:t>
-      </w:r>
-    </w:p>
-    <w:p>
-      <w:pPr>
-        <w:bidi/>
-        <w:spacing w:after="120" w:line="300"/>
-        <w:jc w:val="right"/>
-      </w:pPr>
-      <w:r>
-        <w:rPr>
-          <w:rFonts w:ascii="IBM Plex Sans Arabic" w:cs="IBM Plex Sans Arabic" w:eastAsia="IBM Plex Sans Arabic" w:hAnsi="IBM Plex Sans Arabic"/>
-          <w:sz w:val="22"/>
-          <w:szCs w:val="22"/>
-          <w:rtl/>
-        </w:rPr>
-        <w:t xml:space="preserve">التاريخ: ........................................</w:t>
-      </w:r>
-    </w:p>
-    <w:p>
-      <w:pPr>
-        <w:pStyle w:val="Heading1"/>
-        <w:bidi/>
-        <w:spacing w:after="160" w:before="360"/>
-        <w:jc w:val="right"/>
-      </w:pPr>
-      <w:r>
-        <w:rPr>
-          <w:rFonts w:ascii="IBM Plex Sans Arabic" w:cs="IBM Plex Sans Arabic" w:eastAsia="IBM Plex Sans Arabic" w:hAnsi="IBM Plex Sans Arabic"/>
-          <w:b/>
-          <w:bCs/>
-          <w:color w:val="1F4E79"/>
-          <w:sz w:val="30"/>
-          <w:szCs w:val="30"/>
-          <w:rtl/>
-        </w:rPr>
         <w:t xml:space="preserve">ما تسلّمه في ملف الإنجاز</w:t>
       </w:r>
     </w:p>
@@ -4303,7 +3904,7 @@
           <w:szCs w:val="22"/>
           <w:rtl/>
         </w:rPr>
-        <w:t xml:space="preserve">☐  جدول تصنيف المهام الثماني (الخطوة 4) مكتملاً بالمبررات: 5 مهام في الصف و3 واجباً.</w:t>
+        <w:t xml:space="preserve">☐  جدول تصنيف المهام الثماني (الخطوة 4) مكتملاً بالمبررات.</w:t>
       </w:r>
     </w:p>
     <w:p>
@@ -4320,7 +3921,7 @@
           <w:szCs w:val="22"/>
           <w:rtl/>
         </w:rPr>
-        <w:t xml:space="preserve">☐  نص تعليمات مشروعك في كلود بعد تعديله (الخطوة 1).</w:t>
+        <w:t xml:space="preserve">☐  جدول التحقق من ادعاءات كلود (الخطوة 3)، مع رابط المحادثة أو ملف تصديرها.</w:t>
       </w:r>
     </w:p>
     <w:p>
@@ -4337,41 +3938,7 @@
           <w:szCs w:val="22"/>
           <w:rtl/>
         </w:rPr>
-        <w:t xml:space="preserve">☐  نسختك المحسّنة من التعليمات الضعيفة، مع سطرين عن الفرق بين الناتجين (الخطوة 2).</w:t>
-      </w:r>
-    </w:p>
-    <w:p>
-      <w:pPr>
-        <w:bidi/>
-        <w:spacing w:after="80" w:line="300"/>
-        <w:ind w:right="300"/>
-        <w:jc w:val="right"/>
-      </w:pPr>
-      <w:r>
-        <w:rPr>
-          <w:rFonts w:ascii="IBM Plex Sans Arabic" w:cs="IBM Plex Sans Arabic" w:eastAsia="IBM Plex Sans Arabic" w:hAnsi="IBM Plex Sans Arabic"/>
-          <w:sz w:val="22"/>
-          <w:szCs w:val="22"/>
-          <w:rtl/>
-        </w:rPr>
-        <w:t xml:space="preserve">☐  جدول التحقق من ادعاءات كلود (الخطوة 3)، مع رابط المحادثة أو ملف تصديرها.</w:t>
-      </w:r>
-    </w:p>
-    <w:p>
-      <w:pPr>
-        <w:bidi/>
-        <w:spacing w:after="80" w:line="300"/>
-        <w:ind w:right="300"/>
-        <w:jc w:val="right"/>
-      </w:pPr>
-      <w:r>
-        <w:rPr>
-          <w:rFonts w:ascii="IBM Plex Sans Arabic" w:cs="IBM Plex Sans Arabic" w:eastAsia="IBM Plex Sans Arabic" w:hAnsi="IBM Plex Sans Arabic"/>
-          <w:sz w:val="22"/>
-          <w:szCs w:val="22"/>
-          <w:rtl/>
-        </w:rPr>
-        <w:t xml:space="preserve">☐  فقرة تأمل من 100 كلمة: أين كان كلود دقيقاً؟ وأين احتجت إلى تصحيحه؟ وما الذي ستغيّره في مهمة واحدة من مهام صفك بعد اليوم؟</w:t>
+        <w:t xml:space="preserve">☐  فقرة تأمل من 100 كلمة: أين كان كلود دقيقاً؟ وأين احتجت إلى تصحيحه؟ وما الذي ستغيّره في مهمة واحدة بعد اليوم؟</w:t>
       </w:r>
     </w:p>
     <w:sectPr>
@@ -4653,6 +4220,18 @@
       </w:pPr>
     </w:lvl>
   </w:abstractNum>
+  <w:abstractNum w:abstractNumId="7" w15:restartNumberingAfterBreak="0">
+    <w:multiLevelType w:val="hybridMultilevel"/>
+    <w:lvl w:ilvl="0" w15:tentative="1">
+      <w:start w:val="1"/>
+      <w:numFmt w:val="decimal"/>
+      <w:lvlText w:val="%1."/>
+      <w:lvlJc w:val="right"/>
+      <w:pPr>
+        <w:ind w:right="540" w:hanging="360"/>
+      </w:pPr>
+    </w:lvl>
+  </w:abstractNum>
   <w:num w:numId="1">
     <w:abstractNumId w:val="1"/>
     <w:lvlOverride w:ilvl="0">
@@ -4679,6 +4258,12 @@
   </w:num>
   <w:num w:numId="5">
     <w:abstractNumId w:val="6"/>
+    <w:lvlOverride w:ilvl="0">
+      <w:startOverride w:val="1"/>
+    </w:lvlOverride>
+  </w:num>
+  <w:num w:numId="6">
+    <w:abstractNumId w:val="7"/>
     <w:lvlOverride w:ilvl="0">
       <w:startOverride w:val="1"/>
     </w:lvlOverride>
